--- a/spa/docx/32.content.docx
+++ b/spa/docx/32.content.docx
@@ -28,22 +28,6 @@
       </w:r>
     </w:p>
     <w:p>
-      <w:pPr>
-        <w:pStyle w:val="Heading2"/>
-      </w:pPr>
-      <w:r>
-        <w:rPr>
-          <w:lang w:val="es_ES" w:bidi="es_ES"/>
-        </w:rPr>
-        <w:t>License Information</w:t>
-      </w:r>
-      <w:r>
-        <w:rPr>
-          <w:lang w:val="es_ES" w:bidi="es_ES"/>
-        </w:rPr>
-      </w:r>
-    </w:p>
-    <w:p>
       <w:pPr/>
       <w:r>
         <w:rPr>
@@ -61,13 +45,7 @@
         <w:rPr>
           <w:lang w:val="es_ES" w:bidi="es_ES"/>
         </w:rPr>
-        <w:t xml:space="preserve"> (Spanish) is based on</w:t>
-      </w:r>
-      <w:r>
-        <w:rPr>
-          <w:lang w:val="es_ES" w:bidi="es_ES"/>
-        </w:rPr>
-        <w:t xml:space="preserve">: </w:t>
+        <w:t xml:space="preserve"> (Spanish) is based on: </w:t>
       </w:r>
       <w:r>
         <w:rPr>
@@ -188,19 +166,6 @@
       <w:pPr>
         <w:pStyle w:val="Heading2"/>
       </w:pPr>
-      <w:r>
-        <w:rPr>
-          <w:lang w:val="es_ES" w:bidi="es_ES"/>
-        </w:rPr>
-      </w:r>
-    </w:p>
-    <w:p>
-      <w:pPr/>
-      <w:r>
-        <w:rPr>
-          <w:lang w:val="es_ES" w:bidi="es_ES"/>
-        </w:rPr>
-      </w:r>
       <w:r>
         <w:rPr>
           <w:lang w:val="es_ES" w:bidi="es_ES"/>

--- a/spa/docx/32.content.docx
+++ b/spa/docx/32.content.docx
@@ -45,19 +45,7 @@
         <w:rPr>
           <w:lang w:val="es_ES" w:bidi="es_ES"/>
         </w:rPr>
-        <w:t xml:space="preserve"> (Spanish) is based on: </w:t>
-      </w:r>
-      <w:r>
-        <w:rPr>
-          <w:lang w:val="es_ES" w:bidi="es_ES"/>
-        </w:rPr>
-        <w:t>Reina Valera 1909</w:t>
-      </w:r>
-      <w:r>
-        <w:rPr>
-          <w:lang w:val="es_ES" w:bidi="es_ES"/>
-        </w:rPr>
-        <w:t xml:space="preserve">, </w:t>
+        <w:t xml:space="preserve"> © 1909 </w:t>
       </w:r>
       <w:hyperlink r:id="rId13">
         <w:r>
@@ -75,9 +63,9 @@
         <w:rPr>
           <w:lang w:val="es_ES" w:bidi="es_ES"/>
         </w:rPr>
-        <w:t xml:space="preserve">, None, which is licensed under a </w:t>
-      </w:r>
-      <w:hyperlink r:id="rId14">
+        <w:t xml:space="preserve">, licensed under a </w:t>
+      </w:r>
+      <w:hyperlink r:id="rId13">
         <w:r>
           <w:rPr>
             <w:lang w:val="es_ES" w:bidi="es_ES"/>
@@ -94,25 +82,6 @@
           <w:lang w:val="es_ES" w:bidi="es_ES"/>
         </w:rPr>
         <w:t>.</w:t>
-      </w:r>
-      <w:r>
-        <w:rPr>
-          <w:lang w:val="es_ES" w:bidi="es_ES"/>
-        </w:rPr>
-      </w:r>
-    </w:p>
-    <w:p>
-      <w:pPr/>
-      <w:r>
-        <w:rPr>
-          <w:lang w:val="es_ES" w:bidi="es_ES"/>
-        </w:rPr>
-      </w:r>
-      <w:r>
-        <w:rPr>
-          <w:lang w:val="es_ES" w:bidi="es_ES"/>
-        </w:rPr>
-        <w:t>This PDF version is provided under the same license.</w:t>
       </w:r>
       <w:r>
         <w:rPr>
@@ -212,12 +181,356 @@
       </w:pPr>
     </w:p>
     <w:p>
+      <w:pPr>
+        <w:pStyle w:val="Heading2"/>
+      </w:pPr>
+      <w:r>
+        <w:rPr>
+          <w:lang w:val="es_ES" w:bidi="es_ES"/>
+        </w:rPr>
+        <w:t>Jonás 1:1</w:t>
+      </w:r>
+      <w:r>
+        <w:rPr>
+          <w:lang w:val="es_ES" w:bidi="es_ES"/>
+        </w:rPr>
+      </w:r>
+    </w:p>
+    <w:p>
       <w:pPr/>
       <w:r>
         <w:rPr>
           <w:lang w:val="es_ES" w:bidi="es_ES"/>
         </w:rPr>
       </w:r>
+      <w:r>
+        <w:rPr>
+          <w:vertAlign w:val="superscript"/>
+          <w:lang w:val="es_ES" w:bidi="es_ES"/>
+        </w:rPr>
+        <w:t>1</w:t>
+      </w:r>
+      <w:r>
+        <w:rPr>
+          <w:lang w:val="es_ES" w:bidi="es_ES"/>
+        </w:rPr>
+        <w:t xml:space="preserve"> Y FUÉ palabra de Jehová á Jonás, hijo de Amittai, diciendo:</w:t>
+      </w:r>
+    </w:p>
+    <w:p>
+      <w:pPr/>
+      <w:r>
+        <w:rPr>
+          <w:lang w:val="es_ES" w:bidi="es_ES"/>
+        </w:rPr>
+      </w:r>
+      <w:r>
+        <w:rPr>
+          <w:vertAlign w:val="superscript"/>
+          <w:lang w:val="es_ES" w:bidi="es_ES"/>
+        </w:rPr>
+        <w:t>2</w:t>
+      </w:r>
+      <w:r>
+        <w:rPr>
+          <w:lang w:val="es_ES" w:bidi="es_ES"/>
+        </w:rPr>
+        <w:t xml:space="preserve"> Levántate, y ve á Nínive, ciudad grande, y pregona contra ella; porque su maldad ha subido delante de mí.</w:t>
+      </w:r>
+    </w:p>
+    <w:p>
+      <w:pPr/>
+      <w:r>
+        <w:rPr>
+          <w:lang w:val="es_ES" w:bidi="es_ES"/>
+        </w:rPr>
+      </w:r>
+      <w:r>
+        <w:rPr>
+          <w:vertAlign w:val="superscript"/>
+          <w:lang w:val="es_ES" w:bidi="es_ES"/>
+        </w:rPr>
+        <w:t>3</w:t>
+      </w:r>
+      <w:r>
+        <w:rPr>
+          <w:lang w:val="es_ES" w:bidi="es_ES"/>
+        </w:rPr>
+        <w:t xml:space="preserve"> Y Jonás se levantó para huir de la presencia de Jehová á Tarsis, y descendió á Joppe; y halló un navío que partía para Tarsis; y pagando su pasaje entró en él, para irse con ellos á Tarsis de delante de Jehová.</w:t>
+      </w:r>
+    </w:p>
+    <w:p>
+      <w:pPr/>
+      <w:r>
+        <w:rPr>
+          <w:lang w:val="es_ES" w:bidi="es_ES"/>
+        </w:rPr>
+      </w:r>
+      <w:r>
+        <w:rPr>
+          <w:vertAlign w:val="superscript"/>
+          <w:lang w:val="es_ES" w:bidi="es_ES"/>
+        </w:rPr>
+        <w:t>4</w:t>
+      </w:r>
+      <w:r>
+        <w:rPr>
+          <w:lang w:val="es_ES" w:bidi="es_ES"/>
+        </w:rPr>
+        <w:t xml:space="preserve"> Mas Jehová hizo levantar un gran viento en la mar, é hízose una tan gran tempestad en la mar, que pensóse se rompería la nave.</w:t>
+      </w:r>
+    </w:p>
+    <w:p>
+      <w:pPr/>
+      <w:r>
+        <w:rPr>
+          <w:lang w:val="es_ES" w:bidi="es_ES"/>
+        </w:rPr>
+      </w:r>
+      <w:r>
+        <w:rPr>
+          <w:vertAlign w:val="superscript"/>
+          <w:lang w:val="es_ES" w:bidi="es_ES"/>
+        </w:rPr>
+        <w:t>5</w:t>
+      </w:r>
+      <w:r>
+        <w:rPr>
+          <w:lang w:val="es_ES" w:bidi="es_ES"/>
+        </w:rPr>
+        <w:t xml:space="preserve"> Y los marineros tuvieron miedo, y cada uno llamaba á su dios: y echaron á la mar los enseres que había en la nave, para descargarla de ellos. Jonás empero se había bajado á los lados del buque, y se había echado á dormir.</w:t>
+      </w:r>
+    </w:p>
+    <w:p>
+      <w:pPr/>
+      <w:r>
+        <w:rPr>
+          <w:lang w:val="es_ES" w:bidi="es_ES"/>
+        </w:rPr>
+      </w:r>
+      <w:r>
+        <w:rPr>
+          <w:vertAlign w:val="superscript"/>
+          <w:lang w:val="es_ES" w:bidi="es_ES"/>
+        </w:rPr>
+        <w:t>6</w:t>
+      </w:r>
+      <w:r>
+        <w:rPr>
+          <w:lang w:val="es_ES" w:bidi="es_ES"/>
+        </w:rPr>
+        <w:t xml:space="preserve"> Y el maestre de la nave se llegó á él, y le dijo: ¿Qué tienes, dormilón? Levántate, y clama á tu Dios; quizá él tendrá compasión de nosotros, y no pereceremos.</w:t>
+      </w:r>
+    </w:p>
+    <w:p>
+      <w:pPr/>
+      <w:r>
+        <w:rPr>
+          <w:lang w:val="es_ES" w:bidi="es_ES"/>
+        </w:rPr>
+      </w:r>
+      <w:r>
+        <w:rPr>
+          <w:vertAlign w:val="superscript"/>
+          <w:lang w:val="es_ES" w:bidi="es_ES"/>
+        </w:rPr>
+        <w:t>7</w:t>
+      </w:r>
+      <w:r>
+        <w:rPr>
+          <w:lang w:val="es_ES" w:bidi="es_ES"/>
+        </w:rPr>
+        <w:t xml:space="preserve"> Y dijeron cada uno á su compañero: Venid, y echemos suertes, para saber por quién nos ha venido este mal. Y echaron suertes, y la suerte cayó sobre Jonás.</w:t>
+      </w:r>
+    </w:p>
+    <w:p>
+      <w:pPr/>
+      <w:r>
+        <w:rPr>
+          <w:lang w:val="es_ES" w:bidi="es_ES"/>
+        </w:rPr>
+      </w:r>
+      <w:r>
+        <w:rPr>
+          <w:vertAlign w:val="superscript"/>
+          <w:lang w:val="es_ES" w:bidi="es_ES"/>
+        </w:rPr>
+        <w:t>8</w:t>
+      </w:r>
+      <w:r>
+        <w:rPr>
+          <w:lang w:val="es_ES" w:bidi="es_ES"/>
+        </w:rPr>
+        <w:t xml:space="preserve"> Entonces le dijeron ellos: Decláranos ahora por qué nos ha venido este mal. ¿Qué oficio tienes, y de dónde vienes? ¿cuál es tu tierra, y de qué pueblo eres?</w:t>
+      </w:r>
+    </w:p>
+    <w:p>
+      <w:pPr/>
+      <w:r>
+        <w:rPr>
+          <w:lang w:val="es_ES" w:bidi="es_ES"/>
+        </w:rPr>
+      </w:r>
+      <w:r>
+        <w:rPr>
+          <w:vertAlign w:val="superscript"/>
+          <w:lang w:val="es_ES" w:bidi="es_ES"/>
+        </w:rPr>
+        <w:t>9</w:t>
+      </w:r>
+      <w:r>
+        <w:rPr>
+          <w:lang w:val="es_ES" w:bidi="es_ES"/>
+        </w:rPr>
+        <w:t xml:space="preserve"> Y él les respondió: Hebreo soy, y temo á Jehová, Dios de los cielos, que hizo la mar y la tierra.</w:t>
+      </w:r>
+    </w:p>
+    <w:p>
+      <w:pPr/>
+      <w:r>
+        <w:rPr>
+          <w:lang w:val="es_ES" w:bidi="es_ES"/>
+        </w:rPr>
+      </w:r>
+      <w:r>
+        <w:rPr>
+          <w:vertAlign w:val="superscript"/>
+          <w:lang w:val="es_ES" w:bidi="es_ES"/>
+        </w:rPr>
+        <w:t>10</w:t>
+      </w:r>
+      <w:r>
+        <w:rPr>
+          <w:lang w:val="es_ES" w:bidi="es_ES"/>
+        </w:rPr>
+        <w:t xml:space="preserve"> Y aquellos hombres temieron sobremanera, y dijéronle: ¿Por qué has hecho esto? Porque ellos entendieron que huía de delante de Jehová, porque se lo había declarado.</w:t>
+      </w:r>
+    </w:p>
+    <w:p>
+      <w:pPr/>
+      <w:r>
+        <w:rPr>
+          <w:lang w:val="es_ES" w:bidi="es_ES"/>
+        </w:rPr>
+      </w:r>
+      <w:r>
+        <w:rPr>
+          <w:vertAlign w:val="superscript"/>
+          <w:lang w:val="es_ES" w:bidi="es_ES"/>
+        </w:rPr>
+        <w:t>11</w:t>
+      </w:r>
+      <w:r>
+        <w:rPr>
+          <w:lang w:val="es_ES" w:bidi="es_ES"/>
+        </w:rPr>
+        <w:t xml:space="preserve"> Y dijéronle: ¿Qué te haremos, para que la mar se nos quiete? porque la mar iba á más, y se embravecía.</w:t>
+      </w:r>
+    </w:p>
+    <w:p>
+      <w:pPr/>
+      <w:r>
+        <w:rPr>
+          <w:lang w:val="es_ES" w:bidi="es_ES"/>
+        </w:rPr>
+      </w:r>
+      <w:r>
+        <w:rPr>
+          <w:vertAlign w:val="superscript"/>
+          <w:lang w:val="es_ES" w:bidi="es_ES"/>
+        </w:rPr>
+        <w:t>12</w:t>
+      </w:r>
+      <w:r>
+        <w:rPr>
+          <w:lang w:val="es_ES" w:bidi="es_ES"/>
+        </w:rPr>
+        <w:t xml:space="preserve"> El les respondió: Tomadme, y echadme á la mar, y la mar se os quietará: porque yo sé que por mí ha venido esta grande tempestad sobre vosotros.</w:t>
+      </w:r>
+    </w:p>
+    <w:p>
+      <w:pPr/>
+      <w:r>
+        <w:rPr>
+          <w:lang w:val="es_ES" w:bidi="es_ES"/>
+        </w:rPr>
+      </w:r>
+      <w:r>
+        <w:rPr>
+          <w:vertAlign w:val="superscript"/>
+          <w:lang w:val="es_ES" w:bidi="es_ES"/>
+        </w:rPr>
+        <w:t>13</w:t>
+      </w:r>
+      <w:r>
+        <w:rPr>
+          <w:lang w:val="es_ES" w:bidi="es_ES"/>
+        </w:rPr>
+        <w:t xml:space="preserve"> Y aquellos hombres trabajaron por tornar la nave á tierra; mas no pudieron, porque la mar iba á más, y se embravecía sobre ellos.</w:t>
+      </w:r>
+    </w:p>
+    <w:p>
+      <w:pPr/>
+      <w:r>
+        <w:rPr>
+          <w:lang w:val="es_ES" w:bidi="es_ES"/>
+        </w:rPr>
+      </w:r>
+      <w:r>
+        <w:rPr>
+          <w:vertAlign w:val="superscript"/>
+          <w:lang w:val="es_ES" w:bidi="es_ES"/>
+        </w:rPr>
+        <w:t>14</w:t>
+      </w:r>
+      <w:r>
+        <w:rPr>
+          <w:lang w:val="es_ES" w:bidi="es_ES"/>
+        </w:rPr>
+        <w:t xml:space="preserve"> Entonces clamaron á Jehová, y dijeron: Rogámoste ahora, Jehová, que no perezcamos nosotros por la vida de aqueste hombre, ni pongas sobre nosotros la sangre inocente: porque tú, Jehová, has hecho como has querido.</w:t>
+      </w:r>
+    </w:p>
+    <w:p>
+      <w:pPr/>
+      <w:r>
+        <w:rPr>
+          <w:lang w:val="es_ES" w:bidi="es_ES"/>
+        </w:rPr>
+      </w:r>
+      <w:r>
+        <w:rPr>
+          <w:vertAlign w:val="superscript"/>
+          <w:lang w:val="es_ES" w:bidi="es_ES"/>
+        </w:rPr>
+        <w:t>15</w:t>
+      </w:r>
+      <w:r>
+        <w:rPr>
+          <w:lang w:val="es_ES" w:bidi="es_ES"/>
+        </w:rPr>
+        <w:t xml:space="preserve"> Y tomaron á Jonás, y echáronlo á la mar; y la mar se quietó de su furia.</w:t>
+      </w:r>
+    </w:p>
+    <w:p>
+      <w:pPr/>
+      <w:r>
+        <w:rPr>
+          <w:lang w:val="es_ES" w:bidi="es_ES"/>
+        </w:rPr>
+      </w:r>
+      <w:r>
+        <w:rPr>
+          <w:vertAlign w:val="superscript"/>
+          <w:lang w:val="es_ES" w:bidi="es_ES"/>
+        </w:rPr>
+        <w:t>16</w:t>
+      </w:r>
+      <w:r>
+        <w:rPr>
+          <w:lang w:val="es_ES" w:bidi="es_ES"/>
+        </w:rPr>
+        <w:t xml:space="preserve"> Y temieron aquellos hombres á Jehová con gran temor; y ofrecieron sacrificio á Jehová, y prometieron votos.</w:t>
+      </w:r>
     </w:p>
     <w:p>
       <w:pPr>
@@ -227,7 +540,7 @@
         <w:rPr>
           <w:lang w:val="es_ES" w:bidi="es_ES"/>
         </w:rPr>
-        <w:t>Jonah 1:1</w:t>
+        <w:t>Jonás 2:1</w:t>
       </w:r>
       <w:r>
         <w:rPr>
@@ -253,17 +566,7 @@
         <w:rPr>
           <w:lang w:val="es_ES" w:bidi="es_ES"/>
         </w:rPr>
-        <w:t xml:space="preserve"> Y FUÉ palabra de Jehová á Jonás, hijo de Amittai, diciendo:</w:t>
-      </w:r>
-      <w:r>
-        <w:rPr>
-          <w:lang w:val="es_ES" w:bidi="es_ES"/>
-        </w:rPr>
-      </w:r>
-      <w:r>
-        <w:rPr>
-          <w:lang w:val="es_ES" w:bidi="es_ES"/>
-        </w:rPr>
+        <w:t xml:space="preserve"> MAS Jehová había prevenido un gran pez que tragase á Jonás: y estuvo Jonás en el vientre del pez tres días y tres noches.</w:t>
       </w:r>
     </w:p>
     <w:p>
@@ -273,6 +576,19 @@
           <w:lang w:val="es_ES" w:bidi="es_ES"/>
         </w:rPr>
       </w:r>
+      <w:r>
+        <w:rPr>
+          <w:vertAlign w:val="superscript"/>
+          <w:lang w:val="es_ES" w:bidi="es_ES"/>
+        </w:rPr>
+        <w:t>2</w:t>
+      </w:r>
+      <w:r>
+        <w:rPr>
+          <w:lang w:val="es_ES" w:bidi="es_ES"/>
+        </w:rPr>
+        <w:t xml:space="preserve"> Y oró Jonás desde el vientre del pez á Jehová su Dios,</w:t>
+      </w:r>
     </w:p>
     <w:p>
       <w:pPr/>
@@ -286,23 +602,218 @@
           <w:vertAlign w:val="superscript"/>
           <w:lang w:val="es_ES" w:bidi="es_ES"/>
         </w:rPr>
+        <w:t>3</w:t>
+      </w:r>
+      <w:r>
+        <w:rPr>
+          <w:lang w:val="es_ES" w:bidi="es_ES"/>
+        </w:rPr>
+        <w:t xml:space="preserve"> Y dijo: Clamé de mi tribulación á Jehová, y él me oyó; del vientre del sepulcro clamé, y mi voz oiste.</w:t>
+      </w:r>
+    </w:p>
+    <w:p>
+      <w:pPr/>
+      <w:r>
+        <w:rPr>
+          <w:lang w:val="es_ES" w:bidi="es_ES"/>
+        </w:rPr>
+      </w:r>
+      <w:r>
+        <w:rPr>
+          <w:vertAlign w:val="superscript"/>
+          <w:lang w:val="es_ES" w:bidi="es_ES"/>
+        </w:rPr>
+        <w:t>4</w:t>
+      </w:r>
+      <w:r>
+        <w:rPr>
+          <w:lang w:val="es_ES" w:bidi="es_ES"/>
+        </w:rPr>
+        <w:t xml:space="preserve"> Echásteme en el profundo, en medio de los mares, y rodeóme la corriente; todas tus ondas y tus olas pasaron sobre mí.</w:t>
+      </w:r>
+    </w:p>
+    <w:p>
+      <w:pPr/>
+      <w:r>
+        <w:rPr>
+          <w:lang w:val="es_ES" w:bidi="es_ES"/>
+        </w:rPr>
+      </w:r>
+      <w:r>
+        <w:rPr>
+          <w:vertAlign w:val="superscript"/>
+          <w:lang w:val="es_ES" w:bidi="es_ES"/>
+        </w:rPr>
+        <w:t>5</w:t>
+      </w:r>
+      <w:r>
+        <w:rPr>
+          <w:lang w:val="es_ES" w:bidi="es_ES"/>
+        </w:rPr>
+        <w:t xml:space="preserve"> Y yo dije: Echado soy de delante de tus ojos: mas aun veré tu santo templo.</w:t>
+      </w:r>
+    </w:p>
+    <w:p>
+      <w:pPr/>
+      <w:r>
+        <w:rPr>
+          <w:lang w:val="es_ES" w:bidi="es_ES"/>
+        </w:rPr>
+      </w:r>
+      <w:r>
+        <w:rPr>
+          <w:vertAlign w:val="superscript"/>
+          <w:lang w:val="es_ES" w:bidi="es_ES"/>
+        </w:rPr>
+        <w:t>6</w:t>
+      </w:r>
+      <w:r>
+        <w:rPr>
+          <w:lang w:val="es_ES" w:bidi="es_ES"/>
+        </w:rPr>
+        <w:t xml:space="preserve"> Las aguas me rodearon hasta el alma, rodeóme el abismo; la ova se enredó á mi cabeza.</w:t>
+      </w:r>
+    </w:p>
+    <w:p>
+      <w:pPr/>
+      <w:r>
+        <w:rPr>
+          <w:lang w:val="es_ES" w:bidi="es_ES"/>
+        </w:rPr>
+      </w:r>
+      <w:r>
+        <w:rPr>
+          <w:vertAlign w:val="superscript"/>
+          <w:lang w:val="es_ES" w:bidi="es_ES"/>
+        </w:rPr>
+        <w:t>7</w:t>
+      </w:r>
+      <w:r>
+        <w:rPr>
+          <w:lang w:val="es_ES" w:bidi="es_ES"/>
+        </w:rPr>
+        <w:t xml:space="preserve"> Descendí á las raíces de los montes; la tierra echó sus cerraduras sobre mí para siempre: mas tú sacaste mi vida de la sepultura, oh Jehová Dios mío.</w:t>
+      </w:r>
+    </w:p>
+    <w:p>
+      <w:pPr/>
+      <w:r>
+        <w:rPr>
+          <w:lang w:val="es_ES" w:bidi="es_ES"/>
+        </w:rPr>
+      </w:r>
+      <w:r>
+        <w:rPr>
+          <w:vertAlign w:val="superscript"/>
+          <w:lang w:val="es_ES" w:bidi="es_ES"/>
+        </w:rPr>
+        <w:t>8</w:t>
+      </w:r>
+      <w:r>
+        <w:rPr>
+          <w:lang w:val="es_ES" w:bidi="es_ES"/>
+        </w:rPr>
+        <w:t xml:space="preserve"> Cuando mi alma desfallecía en mí, acordéme de Jehová; y mi oración entró hasta ti en tu santo templo.</w:t>
+      </w:r>
+    </w:p>
+    <w:p>
+      <w:pPr/>
+      <w:r>
+        <w:rPr>
+          <w:lang w:val="es_ES" w:bidi="es_ES"/>
+        </w:rPr>
+      </w:r>
+      <w:r>
+        <w:rPr>
+          <w:vertAlign w:val="superscript"/>
+          <w:lang w:val="es_ES" w:bidi="es_ES"/>
+        </w:rPr>
+        <w:t>9</w:t>
+      </w:r>
+      <w:r>
+        <w:rPr>
+          <w:lang w:val="es_ES" w:bidi="es_ES"/>
+        </w:rPr>
+        <w:t xml:space="preserve"> Los que guardan las vanidades ilusorias, su misericordia abandonan.</w:t>
+      </w:r>
+    </w:p>
+    <w:p>
+      <w:pPr/>
+      <w:r>
+        <w:rPr>
+          <w:lang w:val="es_ES" w:bidi="es_ES"/>
+        </w:rPr>
+      </w:r>
+      <w:r>
+        <w:rPr>
+          <w:vertAlign w:val="superscript"/>
+          <w:lang w:val="es_ES" w:bidi="es_ES"/>
+        </w:rPr>
+        <w:t>10</w:t>
+      </w:r>
+      <w:r>
+        <w:rPr>
+          <w:lang w:val="es_ES" w:bidi="es_ES"/>
+        </w:rPr>
+        <w:t xml:space="preserve"> Yo empero con voz de alabanza te sacrificaré; pagaré lo que prometí. La salvación pertenece á Jehová. Y mandó Jehová al pez, y vomitó á Jonás en tierra.</w:t>
+      </w:r>
+    </w:p>
+    <w:p>
+      <w:pPr>
+        <w:pStyle w:val="Heading2"/>
+      </w:pPr>
+      <w:r>
+        <w:rPr>
+          <w:lang w:val="es_ES" w:bidi="es_ES"/>
+        </w:rPr>
+        <w:t>Jonás 3:1</w:t>
+      </w:r>
+      <w:r>
+        <w:rPr>
+          <w:lang w:val="es_ES" w:bidi="es_ES"/>
+        </w:rPr>
+      </w:r>
+    </w:p>
+    <w:p>
+      <w:pPr/>
+      <w:r>
+        <w:rPr>
+          <w:lang w:val="es_ES" w:bidi="es_ES"/>
+        </w:rPr>
+      </w:r>
+      <w:r>
+        <w:rPr>
+          <w:vertAlign w:val="superscript"/>
+          <w:lang w:val="es_ES" w:bidi="es_ES"/>
+        </w:rPr>
+        <w:t>1</w:t>
+      </w:r>
+      <w:r>
+        <w:rPr>
+          <w:lang w:val="es_ES" w:bidi="es_ES"/>
+        </w:rPr>
+        <w:t xml:space="preserve"> Y FUÉ palabra de Jehová segunda vez á Jonás, diciendo:</w:t>
+      </w:r>
+    </w:p>
+    <w:p>
+      <w:pPr/>
+      <w:r>
+        <w:rPr>
+          <w:lang w:val="es_ES" w:bidi="es_ES"/>
+        </w:rPr>
+      </w:r>
+      <w:r>
+        <w:rPr>
+          <w:vertAlign w:val="superscript"/>
+          <w:lang w:val="es_ES" w:bidi="es_ES"/>
+        </w:rPr>
         <w:t>2</w:t>
       </w:r>
       <w:r>
         <w:rPr>
           <w:lang w:val="es_ES" w:bidi="es_ES"/>
         </w:rPr>
-        <w:t xml:space="preserve"> Levántate, y ve á Nínive, ciudad grande, y pregona contra ella; porque su maldad ha subido delante de mí.</w:t>
-      </w:r>
-      <w:r>
-        <w:rPr>
-          <w:lang w:val="es_ES" w:bidi="es_ES"/>
-        </w:rPr>
-      </w:r>
-      <w:r>
-        <w:rPr>
-          <w:lang w:val="es_ES" w:bidi="es_ES"/>
-        </w:rPr>
+        <w:t xml:space="preserve"> Levántate, y ve á Nínive, aquella gran ciudad, y publica en ella el pregón que yo te diré.</w:t>
       </w:r>
     </w:p>
     <w:p>
@@ -312,6 +823,19 @@
           <w:lang w:val="es_ES" w:bidi="es_ES"/>
         </w:rPr>
       </w:r>
+      <w:r>
+        <w:rPr>
+          <w:vertAlign w:val="superscript"/>
+          <w:lang w:val="es_ES" w:bidi="es_ES"/>
+        </w:rPr>
+        <w:t>3</w:t>
+      </w:r>
+      <w:r>
+        <w:rPr>
+          <w:lang w:val="es_ES" w:bidi="es_ES"/>
+        </w:rPr>
+        <w:t xml:space="preserve"> Y levantóse Jonás, y fué á Nínive, conforme á la palabra de Jehová. Y era Nínive ciudad sobremanera grande, de tres días de camino.</w:t>
+      </w:r>
     </w:p>
     <w:p>
       <w:pPr/>
@@ -325,23 +849,218 @@
           <w:vertAlign w:val="superscript"/>
           <w:lang w:val="es_ES" w:bidi="es_ES"/>
         </w:rPr>
+        <w:t>4</w:t>
+      </w:r>
+      <w:r>
+        <w:rPr>
+          <w:lang w:val="es_ES" w:bidi="es_ES"/>
+        </w:rPr>
+        <w:t xml:space="preserve"> Y comenzó Jonás á entrar por la ciudad, camino de un día, y pregonaba diciendo: De aquí á cuarenta días Nínive será destruída.</w:t>
+      </w:r>
+    </w:p>
+    <w:p>
+      <w:pPr/>
+      <w:r>
+        <w:rPr>
+          <w:lang w:val="es_ES" w:bidi="es_ES"/>
+        </w:rPr>
+      </w:r>
+      <w:r>
+        <w:rPr>
+          <w:vertAlign w:val="superscript"/>
+          <w:lang w:val="es_ES" w:bidi="es_ES"/>
+        </w:rPr>
+        <w:t>5</w:t>
+      </w:r>
+      <w:r>
+        <w:rPr>
+          <w:lang w:val="es_ES" w:bidi="es_ES"/>
+        </w:rPr>
+        <w:t xml:space="preserve"> Y los hombres de Nínive creyeron á Dios, y pregonaron ayuno, y vistiéronse de sacos desde el mayor de ellos hasta el menor de ellos.</w:t>
+      </w:r>
+    </w:p>
+    <w:p>
+      <w:pPr/>
+      <w:r>
+        <w:rPr>
+          <w:lang w:val="es_ES" w:bidi="es_ES"/>
+        </w:rPr>
+      </w:r>
+      <w:r>
+        <w:rPr>
+          <w:vertAlign w:val="superscript"/>
+          <w:lang w:val="es_ES" w:bidi="es_ES"/>
+        </w:rPr>
+        <w:t>6</w:t>
+      </w:r>
+      <w:r>
+        <w:rPr>
+          <w:lang w:val="es_ES" w:bidi="es_ES"/>
+        </w:rPr>
+        <w:t xml:space="preserve"> Y llegó el negocio hasta el rey de Nínive, y levantóse de su silla, y echó de sí su vestido, y cubrióse de saco, y se sentó sobre ceniza.</w:t>
+      </w:r>
+    </w:p>
+    <w:p>
+      <w:pPr/>
+      <w:r>
+        <w:rPr>
+          <w:lang w:val="es_ES" w:bidi="es_ES"/>
+        </w:rPr>
+      </w:r>
+      <w:r>
+        <w:rPr>
+          <w:vertAlign w:val="superscript"/>
+          <w:lang w:val="es_ES" w:bidi="es_ES"/>
+        </w:rPr>
+        <w:t>7</w:t>
+      </w:r>
+      <w:r>
+        <w:rPr>
+          <w:lang w:val="es_ES" w:bidi="es_ES"/>
+        </w:rPr>
+        <w:t xml:space="preserve"> E hizo pregonar y anunciar en Nínive, por mandado del rey y de sus grandes, diciendo: Hombres y animales, bueyes y ovejas, no gusten cosa alguna, no se les dé alimento, ni beban agua:</w:t>
+      </w:r>
+    </w:p>
+    <w:p>
+      <w:pPr/>
+      <w:r>
+        <w:rPr>
+          <w:lang w:val="es_ES" w:bidi="es_ES"/>
+        </w:rPr>
+      </w:r>
+      <w:r>
+        <w:rPr>
+          <w:vertAlign w:val="superscript"/>
+          <w:lang w:val="es_ES" w:bidi="es_ES"/>
+        </w:rPr>
+        <w:t>8</w:t>
+      </w:r>
+      <w:r>
+        <w:rPr>
+          <w:lang w:val="es_ES" w:bidi="es_ES"/>
+        </w:rPr>
+        <w:t xml:space="preserve"> Y que se cubran de saco los hombres y los animales, y clamen á Dios fuertemente: y conviértase cada uno de su mal camino, de la rapiña que está en sus manos.</w:t>
+      </w:r>
+    </w:p>
+    <w:p>
+      <w:pPr/>
+      <w:r>
+        <w:rPr>
+          <w:lang w:val="es_ES" w:bidi="es_ES"/>
+        </w:rPr>
+      </w:r>
+      <w:r>
+        <w:rPr>
+          <w:vertAlign w:val="superscript"/>
+          <w:lang w:val="es_ES" w:bidi="es_ES"/>
+        </w:rPr>
+        <w:t>9</w:t>
+      </w:r>
+      <w:r>
+        <w:rPr>
+          <w:lang w:val="es_ES" w:bidi="es_ES"/>
+        </w:rPr>
+        <w:t xml:space="preserve"> ¿Quién sabe si se volverá y arrepentirá Dios, y se apartará del furor de su ira, y no pereceremos?</w:t>
+      </w:r>
+    </w:p>
+    <w:p>
+      <w:pPr/>
+      <w:r>
+        <w:rPr>
+          <w:lang w:val="es_ES" w:bidi="es_ES"/>
+        </w:rPr>
+      </w:r>
+      <w:r>
+        <w:rPr>
+          <w:vertAlign w:val="superscript"/>
+          <w:lang w:val="es_ES" w:bidi="es_ES"/>
+        </w:rPr>
+        <w:t>10</w:t>
+      </w:r>
+      <w:r>
+        <w:rPr>
+          <w:lang w:val="es_ES" w:bidi="es_ES"/>
+        </w:rPr>
+        <w:t xml:space="preserve"> Y vió Dios lo que hicieron, que se convirtieron de su mal camino: y arrepintióse del mal que había dicho les había de hacer, y no lo hizo.</w:t>
+      </w:r>
+    </w:p>
+    <w:p>
+      <w:pPr>
+        <w:pStyle w:val="Heading2"/>
+      </w:pPr>
+      <w:r>
+        <w:rPr>
+          <w:lang w:val="es_ES" w:bidi="es_ES"/>
+        </w:rPr>
+        <w:t>Jonás 4:1</w:t>
+      </w:r>
+      <w:r>
+        <w:rPr>
+          <w:lang w:val="es_ES" w:bidi="es_ES"/>
+        </w:rPr>
+      </w:r>
+    </w:p>
+    <w:p>
+      <w:pPr/>
+      <w:r>
+        <w:rPr>
+          <w:lang w:val="es_ES" w:bidi="es_ES"/>
+        </w:rPr>
+      </w:r>
+      <w:r>
+        <w:rPr>
+          <w:vertAlign w:val="superscript"/>
+          <w:lang w:val="es_ES" w:bidi="es_ES"/>
+        </w:rPr>
+        <w:t>1</w:t>
+      </w:r>
+      <w:r>
+        <w:rPr>
+          <w:lang w:val="es_ES" w:bidi="es_ES"/>
+        </w:rPr>
+        <w:t xml:space="preserve"> PERO Jonás se apesadumbró en extremo, y enojóse.</w:t>
+      </w:r>
+    </w:p>
+    <w:p>
+      <w:pPr/>
+      <w:r>
+        <w:rPr>
+          <w:lang w:val="es_ES" w:bidi="es_ES"/>
+        </w:rPr>
+      </w:r>
+      <w:r>
+        <w:rPr>
+          <w:vertAlign w:val="superscript"/>
+          <w:lang w:val="es_ES" w:bidi="es_ES"/>
+        </w:rPr>
+        <w:t>2</w:t>
+      </w:r>
+      <w:r>
+        <w:rPr>
+          <w:lang w:val="es_ES" w:bidi="es_ES"/>
+        </w:rPr>
+        <w:t xml:space="preserve"> Y oró á Jehová, y dijo: Ahora, oh Jehová, ¿no es esto lo que yo decía estando aún en mi tierra? Por eso me precaví huyendo á Tarsis: porque sabía yo que tú eres Dios clemente y piadoso, tardo á enojarte, y de grande misericordia, y que te arrepientes del mal.</w:t>
+      </w:r>
+    </w:p>
+    <w:p>
+      <w:pPr/>
+      <w:r>
+        <w:rPr>
+          <w:lang w:val="es_ES" w:bidi="es_ES"/>
+        </w:rPr>
+      </w:r>
+      <w:r>
+        <w:rPr>
+          <w:vertAlign w:val="superscript"/>
+          <w:lang w:val="es_ES" w:bidi="es_ES"/>
+        </w:rPr>
         <w:t>3</w:t>
       </w:r>
       <w:r>
         <w:rPr>
           <w:lang w:val="es_ES" w:bidi="es_ES"/>
         </w:rPr>
-        <w:t xml:space="preserve"> Y Jonás se levantó para huir de la presencia de Jehová á Tarsis, y descendió á Joppe; y halló un navío que partía para Tarsis; y pagando su pasaje entró en él, para irse con ellos á Tarsis de delante de Jehová.</w:t>
-      </w:r>
-      <w:r>
-        <w:rPr>
-          <w:lang w:val="es_ES" w:bidi="es_ES"/>
-        </w:rPr>
-      </w:r>
-      <w:r>
-        <w:rPr>
-          <w:lang w:val="es_ES" w:bidi="es_ES"/>
-        </w:rPr>
+        <w:t xml:space="preserve"> Ahora pues, oh Jehová, ruégote que me mates; porque mejor me es la muerte que la vida.</w:t>
       </w:r>
     </w:p>
     <w:p>
@@ -351,6 +1070,19 @@
           <w:lang w:val="es_ES" w:bidi="es_ES"/>
         </w:rPr>
       </w:r>
+      <w:r>
+        <w:rPr>
+          <w:vertAlign w:val="superscript"/>
+          <w:lang w:val="es_ES" w:bidi="es_ES"/>
+        </w:rPr>
+        <w:t>4</w:t>
+      </w:r>
+      <w:r>
+        <w:rPr>
+          <w:lang w:val="es_ES" w:bidi="es_ES"/>
+        </w:rPr>
+        <w:t xml:space="preserve"> Y Jehová le dijo: ¿Haces tú bien en enojarte tanto?</w:t>
+      </w:r>
     </w:p>
     <w:p>
       <w:pPr/>
@@ -364,23 +1096,13 @@
           <w:vertAlign w:val="superscript"/>
           <w:lang w:val="es_ES" w:bidi="es_ES"/>
         </w:rPr>
-        <w:t>4</w:t>
-      </w:r>
-      <w:r>
-        <w:rPr>
-          <w:lang w:val="es_ES" w:bidi="es_ES"/>
-        </w:rPr>
-        <w:t xml:space="preserve"> Mas Jehová hizo levantar un gran viento en la mar, é hízose una tan gran tempestad en la mar, que pensóse se rompería la nave.</w:t>
-      </w:r>
-      <w:r>
-        <w:rPr>
-          <w:lang w:val="es_ES" w:bidi="es_ES"/>
-        </w:rPr>
-      </w:r>
-      <w:r>
-        <w:rPr>
-          <w:lang w:val="es_ES" w:bidi="es_ES"/>
-        </w:rPr>
+        <w:t>5</w:t>
+      </w:r>
+      <w:r>
+        <w:rPr>
+          <w:lang w:val="es_ES" w:bidi="es_ES"/>
+        </w:rPr>
+        <w:t xml:space="preserve"> Y salióse Jonás de la ciudad, y asentó hacia el oriente de la ciudad, é hízose allí una choza, y se sentó debajo de ella á la sombra, hasta ver qué sería de la ciudad.</w:t>
       </w:r>
     </w:p>
     <w:p>
@@ -390,6 +1112,19 @@
           <w:lang w:val="es_ES" w:bidi="es_ES"/>
         </w:rPr>
       </w:r>
+      <w:r>
+        <w:rPr>
+          <w:vertAlign w:val="superscript"/>
+          <w:lang w:val="es_ES" w:bidi="es_ES"/>
+        </w:rPr>
+        <w:t>6</w:t>
+      </w:r>
+      <w:r>
+        <w:rPr>
+          <w:lang w:val="es_ES" w:bidi="es_ES"/>
+        </w:rPr>
+        <w:t xml:space="preserve"> Y preparó Jehová Dios una calabacera, la cual creció sobre Jonás para que hiciese sombra sobre su cabeza, y le defendiese de su mal: y Jonás se alegró grandemente por la calabacera.</w:t>
+      </w:r>
     </w:p>
     <w:p>
       <w:pPr/>
@@ -403,23 +1138,13 @@
           <w:vertAlign w:val="superscript"/>
           <w:lang w:val="es_ES" w:bidi="es_ES"/>
         </w:rPr>
-        <w:t>5</w:t>
-      </w:r>
-      <w:r>
-        <w:rPr>
-          <w:lang w:val="es_ES" w:bidi="es_ES"/>
-        </w:rPr>
-        <w:t xml:space="preserve"> Y los marineros tuvieron miedo, y cada uno llamaba á su dios: y echaron á la mar los enseres que había en la nave, para descargarla de ellos. Jonás empero se había bajado á los lados del buque, y se había echado á dormir.</w:t>
-      </w:r>
-      <w:r>
-        <w:rPr>
-          <w:lang w:val="es_ES" w:bidi="es_ES"/>
-        </w:rPr>
-      </w:r>
-      <w:r>
-        <w:rPr>
-          <w:lang w:val="es_ES" w:bidi="es_ES"/>
-        </w:rPr>
+        <w:t>7</w:t>
+      </w:r>
+      <w:r>
+        <w:rPr>
+          <w:lang w:val="es_ES" w:bidi="es_ES"/>
+        </w:rPr>
+        <w:t xml:space="preserve"> Mas Dios preparó un gusano al venir la mañana del día siguiente, el cual hirió á la calabacera, y secóse.</w:t>
       </w:r>
     </w:p>
     <w:p>
@@ -429,6 +1154,19 @@
           <w:lang w:val="es_ES" w:bidi="es_ES"/>
         </w:rPr>
       </w:r>
+      <w:r>
+        <w:rPr>
+          <w:vertAlign w:val="superscript"/>
+          <w:lang w:val="es_ES" w:bidi="es_ES"/>
+        </w:rPr>
+        <w:t>8</w:t>
+      </w:r>
+      <w:r>
+        <w:rPr>
+          <w:lang w:val="es_ES" w:bidi="es_ES"/>
+        </w:rPr>
+        <w:t xml:space="preserve"> Y acaeció que al salir el sol, preparó Dios un recio viento solano; y el sol hirió á Jonás en la cabeza, y desmayábase, y se deseaba la muerte, diciendo: Mejor sería para mí la muerte que mi vida.</w:t>
+      </w:r>
     </w:p>
     <w:p>
       <w:pPr/>
@@ -442,23 +1180,13 @@
           <w:vertAlign w:val="superscript"/>
           <w:lang w:val="es_ES" w:bidi="es_ES"/>
         </w:rPr>
-        <w:t>6</w:t>
-      </w:r>
-      <w:r>
-        <w:rPr>
-          <w:lang w:val="es_ES" w:bidi="es_ES"/>
-        </w:rPr>
-        <w:t xml:space="preserve"> Y el maestre de la nave se llegó á él, y le dijo: ¿Qué tienes, dormilón? Levántate, y clama á tu Dios; quizá él tendrá compasión de nosotros, y no pereceremos.</w:t>
-      </w:r>
-      <w:r>
-        <w:rPr>
-          <w:lang w:val="es_ES" w:bidi="es_ES"/>
-        </w:rPr>
-      </w:r>
-      <w:r>
-        <w:rPr>
-          <w:lang w:val="es_ES" w:bidi="es_ES"/>
-        </w:rPr>
+        <w:t>9</w:t>
+      </w:r>
+      <w:r>
+        <w:rPr>
+          <w:lang w:val="es_ES" w:bidi="es_ES"/>
+        </w:rPr>
+        <w:t xml:space="preserve"> Entonces dijo Dios á Jonás: ¿Tanto te enojas por la calabacera? Y él respondió: Mucho me enojo, hasta la muerte.</w:t>
       </w:r>
     </w:p>
     <w:p>
@@ -468,6 +1196,19 @@
           <w:lang w:val="es_ES" w:bidi="es_ES"/>
         </w:rPr>
       </w:r>
+      <w:r>
+        <w:rPr>
+          <w:vertAlign w:val="superscript"/>
+          <w:lang w:val="es_ES" w:bidi="es_ES"/>
+        </w:rPr>
+        <w:t>10</w:t>
+      </w:r>
+      <w:r>
+        <w:rPr>
+          <w:lang w:val="es_ES" w:bidi="es_ES"/>
+        </w:rPr>
+        <w:t xml:space="preserve"> Y dijo Jehová: Tuviste tú lástima de la calabacera, en la cual no trabajaste, ni tú la hiciste crecer; que en espacio de una noche nació, y en espacio de otra noche pereció:</w:t>
+      </w:r>
     </w:p>
     <w:p>
       <w:pPr/>
@@ -481,1631 +1222,13 @@
           <w:vertAlign w:val="superscript"/>
           <w:lang w:val="es_ES" w:bidi="es_ES"/>
         </w:rPr>
-        <w:t>7</w:t>
-      </w:r>
-      <w:r>
-        <w:rPr>
-          <w:lang w:val="es_ES" w:bidi="es_ES"/>
-        </w:rPr>
-        <w:t xml:space="preserve"> Y dijeron cada uno á su compañero: Venid, y echemos suertes, para saber por quién nos ha venido este mal. Y echaron suertes, y la suerte cayó sobre Jonás.</w:t>
-      </w:r>
-      <w:r>
-        <w:rPr>
-          <w:lang w:val="es_ES" w:bidi="es_ES"/>
-        </w:rPr>
-      </w:r>
-      <w:r>
-        <w:rPr>
-          <w:lang w:val="es_ES" w:bidi="es_ES"/>
-        </w:rPr>
-      </w:r>
-    </w:p>
-    <w:p>
-      <w:pPr/>
-      <w:r>
-        <w:rPr>
-          <w:lang w:val="es_ES" w:bidi="es_ES"/>
-        </w:rPr>
-      </w:r>
-    </w:p>
-    <w:p>
-      <w:pPr/>
-      <w:r>
-        <w:rPr>
-          <w:lang w:val="es_ES" w:bidi="es_ES"/>
-        </w:rPr>
-      </w:r>
-      <w:r>
-        <w:rPr>
-          <w:vertAlign w:val="superscript"/>
-          <w:lang w:val="es_ES" w:bidi="es_ES"/>
-        </w:rPr>
-        <w:t>8</w:t>
-      </w:r>
-      <w:r>
-        <w:rPr>
-          <w:lang w:val="es_ES" w:bidi="es_ES"/>
-        </w:rPr>
-        <w:t xml:space="preserve"> Entonces le dijeron ellos: Decláranos ahora por qué nos ha venido este mal. ¿Qué oficio tienes, y de dónde vienes? ¿cuál es tu tierra, y de qué pueblo eres?</w:t>
-      </w:r>
-      <w:r>
-        <w:rPr>
-          <w:lang w:val="es_ES" w:bidi="es_ES"/>
-        </w:rPr>
-      </w:r>
-      <w:r>
-        <w:rPr>
-          <w:lang w:val="es_ES" w:bidi="es_ES"/>
-        </w:rPr>
-      </w:r>
-    </w:p>
-    <w:p>
-      <w:pPr/>
-      <w:r>
-        <w:rPr>
-          <w:lang w:val="es_ES" w:bidi="es_ES"/>
-        </w:rPr>
-      </w:r>
-    </w:p>
-    <w:p>
-      <w:pPr/>
-      <w:r>
-        <w:rPr>
-          <w:lang w:val="es_ES" w:bidi="es_ES"/>
-        </w:rPr>
-      </w:r>
-      <w:r>
-        <w:rPr>
-          <w:vertAlign w:val="superscript"/>
-          <w:lang w:val="es_ES" w:bidi="es_ES"/>
-        </w:rPr>
-        <w:t>9</w:t>
-      </w:r>
-      <w:r>
-        <w:rPr>
-          <w:lang w:val="es_ES" w:bidi="es_ES"/>
-        </w:rPr>
-        <w:t xml:space="preserve"> Y él les respondió: Hebreo soy, y temo á Jehová, Dios de los cielos, que hizo la mar y la tierra.</w:t>
-      </w:r>
-      <w:r>
-        <w:rPr>
-          <w:lang w:val="es_ES" w:bidi="es_ES"/>
-        </w:rPr>
-      </w:r>
-      <w:r>
-        <w:rPr>
-          <w:lang w:val="es_ES" w:bidi="es_ES"/>
-        </w:rPr>
-      </w:r>
-    </w:p>
-    <w:p>
-      <w:pPr/>
-      <w:r>
-        <w:rPr>
-          <w:lang w:val="es_ES" w:bidi="es_ES"/>
-        </w:rPr>
-      </w:r>
-    </w:p>
-    <w:p>
-      <w:pPr/>
-      <w:r>
-        <w:rPr>
-          <w:lang w:val="es_ES" w:bidi="es_ES"/>
-        </w:rPr>
-      </w:r>
-      <w:r>
-        <w:rPr>
-          <w:vertAlign w:val="superscript"/>
-          <w:lang w:val="es_ES" w:bidi="es_ES"/>
-        </w:rPr>
-        <w:t>10</w:t>
-      </w:r>
-      <w:r>
-        <w:rPr>
-          <w:lang w:val="es_ES" w:bidi="es_ES"/>
-        </w:rPr>
-        <w:t xml:space="preserve"> Y aquellos hombres temieron sobremanera, y dijéronle: ¿Por qué has hecho esto? Porque ellos entendieron que huía de delante de Jehová, porque se lo había declarado.</w:t>
-      </w:r>
-      <w:r>
-        <w:rPr>
-          <w:lang w:val="es_ES" w:bidi="es_ES"/>
-        </w:rPr>
-      </w:r>
-      <w:r>
-        <w:rPr>
-          <w:lang w:val="es_ES" w:bidi="es_ES"/>
-        </w:rPr>
-      </w:r>
-    </w:p>
-    <w:p>
-      <w:pPr/>
-      <w:r>
-        <w:rPr>
-          <w:lang w:val="es_ES" w:bidi="es_ES"/>
-        </w:rPr>
-      </w:r>
-    </w:p>
-    <w:p>
-      <w:pPr/>
-      <w:r>
-        <w:rPr>
-          <w:lang w:val="es_ES" w:bidi="es_ES"/>
-        </w:rPr>
-      </w:r>
-      <w:r>
-        <w:rPr>
-          <w:vertAlign w:val="superscript"/>
-          <w:lang w:val="es_ES" w:bidi="es_ES"/>
-        </w:rPr>
         <w:t>11</w:t>
       </w:r>
       <w:r>
         <w:rPr>
           <w:lang w:val="es_ES" w:bidi="es_ES"/>
         </w:rPr>
-        <w:t xml:space="preserve"> Y dijéronle: ¿Qué te haremos, para que la mar se nos quiete? porque la mar iba á más, y se embravecía.</w:t>
-      </w:r>
-      <w:r>
-        <w:rPr>
-          <w:lang w:val="es_ES" w:bidi="es_ES"/>
-        </w:rPr>
-      </w:r>
-      <w:r>
-        <w:rPr>
-          <w:lang w:val="es_ES" w:bidi="es_ES"/>
-        </w:rPr>
-      </w:r>
-    </w:p>
-    <w:p>
-      <w:pPr/>
-      <w:r>
-        <w:rPr>
-          <w:lang w:val="es_ES" w:bidi="es_ES"/>
-        </w:rPr>
-      </w:r>
-    </w:p>
-    <w:p>
-      <w:pPr/>
-      <w:r>
-        <w:rPr>
-          <w:lang w:val="es_ES" w:bidi="es_ES"/>
-        </w:rPr>
-      </w:r>
-      <w:r>
-        <w:rPr>
-          <w:vertAlign w:val="superscript"/>
-          <w:lang w:val="es_ES" w:bidi="es_ES"/>
-        </w:rPr>
-        <w:t>12</w:t>
-      </w:r>
-      <w:r>
-        <w:rPr>
-          <w:lang w:val="es_ES" w:bidi="es_ES"/>
-        </w:rPr>
-        <w:t xml:space="preserve"> El les respondió: Tomadme, y echadme á la mar, y la mar se os quietará: porque yo sé que por mí ha venido esta grande tempestad sobre vosotros.</w:t>
-      </w:r>
-      <w:r>
-        <w:rPr>
-          <w:lang w:val="es_ES" w:bidi="es_ES"/>
-        </w:rPr>
-      </w:r>
-      <w:r>
-        <w:rPr>
-          <w:lang w:val="es_ES" w:bidi="es_ES"/>
-        </w:rPr>
-      </w:r>
-    </w:p>
-    <w:p>
-      <w:pPr/>
-      <w:r>
-        <w:rPr>
-          <w:lang w:val="es_ES" w:bidi="es_ES"/>
-        </w:rPr>
-      </w:r>
-    </w:p>
-    <w:p>
-      <w:pPr/>
-      <w:r>
-        <w:rPr>
-          <w:lang w:val="es_ES" w:bidi="es_ES"/>
-        </w:rPr>
-      </w:r>
-      <w:r>
-        <w:rPr>
-          <w:vertAlign w:val="superscript"/>
-          <w:lang w:val="es_ES" w:bidi="es_ES"/>
-        </w:rPr>
-        <w:t>13</w:t>
-      </w:r>
-      <w:r>
-        <w:rPr>
-          <w:lang w:val="es_ES" w:bidi="es_ES"/>
-        </w:rPr>
-        <w:t xml:space="preserve"> Y aquellos hombres trabajaron por tornar la nave á tierra; mas no pudieron, porque la mar iba á más, y se embravecía sobre ellos.</w:t>
-      </w:r>
-      <w:r>
-        <w:rPr>
-          <w:lang w:val="es_ES" w:bidi="es_ES"/>
-        </w:rPr>
-      </w:r>
-      <w:r>
-        <w:rPr>
-          <w:lang w:val="es_ES" w:bidi="es_ES"/>
-        </w:rPr>
-      </w:r>
-    </w:p>
-    <w:p>
-      <w:pPr/>
-      <w:r>
-        <w:rPr>
-          <w:lang w:val="es_ES" w:bidi="es_ES"/>
-        </w:rPr>
-      </w:r>
-    </w:p>
-    <w:p>
-      <w:pPr/>
-      <w:r>
-        <w:rPr>
-          <w:lang w:val="es_ES" w:bidi="es_ES"/>
-        </w:rPr>
-      </w:r>
-      <w:r>
-        <w:rPr>
-          <w:vertAlign w:val="superscript"/>
-          <w:lang w:val="es_ES" w:bidi="es_ES"/>
-        </w:rPr>
-        <w:t>14</w:t>
-      </w:r>
-      <w:r>
-        <w:rPr>
-          <w:lang w:val="es_ES" w:bidi="es_ES"/>
-        </w:rPr>
-        <w:t xml:space="preserve"> Entonces clamaron á Jehová, y dijeron: Rogámoste ahora, Jehová, que no perezcamos nosotros por la vida de aqueste hombre, ni pongas sobre nosotros la sangre inocente: porque tú, Jehová, has hecho como has querido.</w:t>
-      </w:r>
-      <w:r>
-        <w:rPr>
-          <w:lang w:val="es_ES" w:bidi="es_ES"/>
-        </w:rPr>
-      </w:r>
-      <w:r>
-        <w:rPr>
-          <w:lang w:val="es_ES" w:bidi="es_ES"/>
-        </w:rPr>
-      </w:r>
-    </w:p>
-    <w:p>
-      <w:pPr/>
-      <w:r>
-        <w:rPr>
-          <w:lang w:val="es_ES" w:bidi="es_ES"/>
-        </w:rPr>
-      </w:r>
-    </w:p>
-    <w:p>
-      <w:pPr/>
-      <w:r>
-        <w:rPr>
-          <w:lang w:val="es_ES" w:bidi="es_ES"/>
-        </w:rPr>
-      </w:r>
-      <w:r>
-        <w:rPr>
-          <w:vertAlign w:val="superscript"/>
-          <w:lang w:val="es_ES" w:bidi="es_ES"/>
-        </w:rPr>
-        <w:t>15</w:t>
-      </w:r>
-      <w:r>
-        <w:rPr>
-          <w:lang w:val="es_ES" w:bidi="es_ES"/>
-        </w:rPr>
-        <w:t xml:space="preserve"> Y tomaron á Jonás, y echáronlo á la mar; y la mar se quietó de su furia.</w:t>
-      </w:r>
-      <w:r>
-        <w:rPr>
-          <w:lang w:val="es_ES" w:bidi="es_ES"/>
-        </w:rPr>
-      </w:r>
-      <w:r>
-        <w:rPr>
-          <w:lang w:val="es_ES" w:bidi="es_ES"/>
-        </w:rPr>
-      </w:r>
-    </w:p>
-    <w:p>
-      <w:pPr/>
-      <w:r>
-        <w:rPr>
-          <w:lang w:val="es_ES" w:bidi="es_ES"/>
-        </w:rPr>
-      </w:r>
-    </w:p>
-    <w:p>
-      <w:pPr/>
-      <w:r>
-        <w:rPr>
-          <w:lang w:val="es_ES" w:bidi="es_ES"/>
-        </w:rPr>
-      </w:r>
-      <w:r>
-        <w:rPr>
-          <w:vertAlign w:val="superscript"/>
-          <w:lang w:val="es_ES" w:bidi="es_ES"/>
-        </w:rPr>
-        <w:t>16</w:t>
-      </w:r>
-      <w:r>
-        <w:rPr>
-          <w:lang w:val="es_ES" w:bidi="es_ES"/>
-        </w:rPr>
-        <w:t xml:space="preserve"> Y temieron aquellos hombres á Jehová con gran temor; y ofrecieron sacrificio á Jehová, y prometieron votos.</w:t>
-      </w:r>
-      <w:r>
-        <w:rPr>
-          <w:lang w:val="es_ES" w:bidi="es_ES"/>
-        </w:rPr>
-      </w:r>
-      <w:r>
-        <w:rPr>
-          <w:lang w:val="es_ES" w:bidi="es_ES"/>
-        </w:rPr>
-      </w:r>
-    </w:p>
-    <w:p>
-      <w:pPr/>
-      <w:r>
-        <w:rPr>
-          <w:lang w:val="es_ES" w:bidi="es_ES"/>
-        </w:rPr>
-      </w:r>
-    </w:p>
-    <w:p>
-      <w:pPr>
-        <w:pStyle w:val="Heading2"/>
-      </w:pPr>
-      <w:r>
-        <w:rPr>
-          <w:lang w:val="es_ES" w:bidi="es_ES"/>
-        </w:rPr>
-        <w:t>Jonah 2:1</w:t>
-      </w:r>
-      <w:r>
-        <w:rPr>
-          <w:lang w:val="es_ES" w:bidi="es_ES"/>
-        </w:rPr>
-      </w:r>
-    </w:p>
-    <w:p>
-      <w:pPr/>
-      <w:r>
-        <w:rPr>
-          <w:lang w:val="es_ES" w:bidi="es_ES"/>
-        </w:rPr>
-      </w:r>
-      <w:r>
-        <w:rPr>
-          <w:vertAlign w:val="superscript"/>
-          <w:lang w:val="es_ES" w:bidi="es_ES"/>
-        </w:rPr>
-        <w:t>1</w:t>
-      </w:r>
-      <w:r>
-        <w:rPr>
-          <w:lang w:val="es_ES" w:bidi="es_ES"/>
-        </w:rPr>
-        <w:t xml:space="preserve"> MAS Jehová había prevenido un gran pez que tragase á Jonás: y estuvo Jonás en el vientre del pez tres días y tres noches.</w:t>
-      </w:r>
-      <w:r>
-        <w:rPr>
-          <w:lang w:val="es_ES" w:bidi="es_ES"/>
-        </w:rPr>
-      </w:r>
-      <w:r>
-        <w:rPr>
-          <w:lang w:val="es_ES" w:bidi="es_ES"/>
-        </w:rPr>
-      </w:r>
-    </w:p>
-    <w:p>
-      <w:pPr/>
-      <w:r>
-        <w:rPr>
-          <w:lang w:val="es_ES" w:bidi="es_ES"/>
-        </w:rPr>
-      </w:r>
-    </w:p>
-    <w:p>
-      <w:pPr/>
-      <w:r>
-        <w:rPr>
-          <w:lang w:val="es_ES" w:bidi="es_ES"/>
-        </w:rPr>
-      </w:r>
-      <w:r>
-        <w:rPr>
-          <w:vertAlign w:val="superscript"/>
-          <w:lang w:val="es_ES" w:bidi="es_ES"/>
-        </w:rPr>
-        <w:t>2</w:t>
-      </w:r>
-      <w:r>
-        <w:rPr>
-          <w:lang w:val="es_ES" w:bidi="es_ES"/>
-        </w:rPr>
-        <w:t xml:space="preserve"> Y oró Jonás desde el vientre del pez á Jehová su Dios,</w:t>
-      </w:r>
-      <w:r>
-        <w:rPr>
-          <w:lang w:val="es_ES" w:bidi="es_ES"/>
-        </w:rPr>
-      </w:r>
-      <w:r>
-        <w:rPr>
-          <w:lang w:val="es_ES" w:bidi="es_ES"/>
-        </w:rPr>
-      </w:r>
-    </w:p>
-    <w:p>
-      <w:pPr/>
-      <w:r>
-        <w:rPr>
-          <w:lang w:val="es_ES" w:bidi="es_ES"/>
-        </w:rPr>
-      </w:r>
-    </w:p>
-    <w:p>
-      <w:pPr/>
-      <w:r>
-        <w:rPr>
-          <w:lang w:val="es_ES" w:bidi="es_ES"/>
-        </w:rPr>
-      </w:r>
-      <w:r>
-        <w:rPr>
-          <w:vertAlign w:val="superscript"/>
-          <w:lang w:val="es_ES" w:bidi="es_ES"/>
-        </w:rPr>
-        <w:t>3</w:t>
-      </w:r>
-      <w:r>
-        <w:rPr>
-          <w:lang w:val="es_ES" w:bidi="es_ES"/>
-        </w:rPr>
-        <w:t xml:space="preserve"> Y dijo: Clamé de mi tribulación á Jehová, y él me oyó; del vientre del sepulcro clamé, y mi voz oiste.</w:t>
-      </w:r>
-      <w:r>
-        <w:rPr>
-          <w:lang w:val="es_ES" w:bidi="es_ES"/>
-        </w:rPr>
-      </w:r>
-      <w:r>
-        <w:rPr>
-          <w:lang w:val="es_ES" w:bidi="es_ES"/>
-        </w:rPr>
-      </w:r>
-    </w:p>
-    <w:p>
-      <w:pPr/>
-      <w:r>
-        <w:rPr>
-          <w:lang w:val="es_ES" w:bidi="es_ES"/>
-        </w:rPr>
-      </w:r>
-    </w:p>
-    <w:p>
-      <w:pPr/>
-      <w:r>
-        <w:rPr>
-          <w:lang w:val="es_ES" w:bidi="es_ES"/>
-        </w:rPr>
-      </w:r>
-      <w:r>
-        <w:rPr>
-          <w:vertAlign w:val="superscript"/>
-          <w:lang w:val="es_ES" w:bidi="es_ES"/>
-        </w:rPr>
-        <w:t>4</w:t>
-      </w:r>
-      <w:r>
-        <w:rPr>
-          <w:lang w:val="es_ES" w:bidi="es_ES"/>
-        </w:rPr>
-        <w:t xml:space="preserve"> Echásteme en el profundo, en medio de los mares, y rodeóme la corriente; todas tus ondas y tus olas pasaron sobre mí.</w:t>
-      </w:r>
-      <w:r>
-        <w:rPr>
-          <w:lang w:val="es_ES" w:bidi="es_ES"/>
-        </w:rPr>
-      </w:r>
-      <w:r>
-        <w:rPr>
-          <w:lang w:val="es_ES" w:bidi="es_ES"/>
-        </w:rPr>
-      </w:r>
-    </w:p>
-    <w:p>
-      <w:pPr/>
-      <w:r>
-        <w:rPr>
-          <w:lang w:val="es_ES" w:bidi="es_ES"/>
-        </w:rPr>
-      </w:r>
-    </w:p>
-    <w:p>
-      <w:pPr/>
-      <w:r>
-        <w:rPr>
-          <w:lang w:val="es_ES" w:bidi="es_ES"/>
-        </w:rPr>
-      </w:r>
-      <w:r>
-        <w:rPr>
-          <w:vertAlign w:val="superscript"/>
-          <w:lang w:val="es_ES" w:bidi="es_ES"/>
-        </w:rPr>
-        <w:t>5</w:t>
-      </w:r>
-      <w:r>
-        <w:rPr>
-          <w:lang w:val="es_ES" w:bidi="es_ES"/>
-        </w:rPr>
-        <w:t xml:space="preserve"> Y yo dije: Echado soy de delante de tus ojos: mas aun veré tu santo templo.</w:t>
-      </w:r>
-      <w:r>
-        <w:rPr>
-          <w:lang w:val="es_ES" w:bidi="es_ES"/>
-        </w:rPr>
-      </w:r>
-      <w:r>
-        <w:rPr>
-          <w:lang w:val="es_ES" w:bidi="es_ES"/>
-        </w:rPr>
-      </w:r>
-    </w:p>
-    <w:p>
-      <w:pPr/>
-      <w:r>
-        <w:rPr>
-          <w:lang w:val="es_ES" w:bidi="es_ES"/>
-        </w:rPr>
-      </w:r>
-    </w:p>
-    <w:p>
-      <w:pPr/>
-      <w:r>
-        <w:rPr>
-          <w:lang w:val="es_ES" w:bidi="es_ES"/>
-        </w:rPr>
-      </w:r>
-      <w:r>
-        <w:rPr>
-          <w:vertAlign w:val="superscript"/>
-          <w:lang w:val="es_ES" w:bidi="es_ES"/>
-        </w:rPr>
-        <w:t>6</w:t>
-      </w:r>
-      <w:r>
-        <w:rPr>
-          <w:lang w:val="es_ES" w:bidi="es_ES"/>
-        </w:rPr>
-        <w:t xml:space="preserve"> Las aguas me rodearon hasta el alma, rodeóme el abismo; la ova se enredó á mi cabeza.</w:t>
-      </w:r>
-      <w:r>
-        <w:rPr>
-          <w:lang w:val="es_ES" w:bidi="es_ES"/>
-        </w:rPr>
-      </w:r>
-      <w:r>
-        <w:rPr>
-          <w:lang w:val="es_ES" w:bidi="es_ES"/>
-        </w:rPr>
-      </w:r>
-    </w:p>
-    <w:p>
-      <w:pPr/>
-      <w:r>
-        <w:rPr>
-          <w:lang w:val="es_ES" w:bidi="es_ES"/>
-        </w:rPr>
-      </w:r>
-    </w:p>
-    <w:p>
-      <w:pPr/>
-      <w:r>
-        <w:rPr>
-          <w:lang w:val="es_ES" w:bidi="es_ES"/>
-        </w:rPr>
-      </w:r>
-      <w:r>
-        <w:rPr>
-          <w:vertAlign w:val="superscript"/>
-          <w:lang w:val="es_ES" w:bidi="es_ES"/>
-        </w:rPr>
-        <w:t>7</w:t>
-      </w:r>
-      <w:r>
-        <w:rPr>
-          <w:lang w:val="es_ES" w:bidi="es_ES"/>
-        </w:rPr>
-        <w:t xml:space="preserve"> Descendí á las raíces de los montes; la tierra echó sus cerraduras sobre mí para siempre: mas tú sacaste mi vida de la sepultura, oh Jehová Dios mío.</w:t>
-      </w:r>
-      <w:r>
-        <w:rPr>
-          <w:lang w:val="es_ES" w:bidi="es_ES"/>
-        </w:rPr>
-      </w:r>
-      <w:r>
-        <w:rPr>
-          <w:lang w:val="es_ES" w:bidi="es_ES"/>
-        </w:rPr>
-      </w:r>
-    </w:p>
-    <w:p>
-      <w:pPr/>
-      <w:r>
-        <w:rPr>
-          <w:lang w:val="es_ES" w:bidi="es_ES"/>
-        </w:rPr>
-      </w:r>
-    </w:p>
-    <w:p>
-      <w:pPr/>
-      <w:r>
-        <w:rPr>
-          <w:lang w:val="es_ES" w:bidi="es_ES"/>
-        </w:rPr>
-      </w:r>
-      <w:r>
-        <w:rPr>
-          <w:vertAlign w:val="superscript"/>
-          <w:lang w:val="es_ES" w:bidi="es_ES"/>
-        </w:rPr>
-        <w:t>8</w:t>
-      </w:r>
-      <w:r>
-        <w:rPr>
-          <w:lang w:val="es_ES" w:bidi="es_ES"/>
-        </w:rPr>
-        <w:t xml:space="preserve"> Cuando mi alma desfallecía en mí, acordéme de Jehová; y mi oración entró hasta ti en tu santo templo.</w:t>
-      </w:r>
-      <w:r>
-        <w:rPr>
-          <w:lang w:val="es_ES" w:bidi="es_ES"/>
-        </w:rPr>
-      </w:r>
-      <w:r>
-        <w:rPr>
-          <w:lang w:val="es_ES" w:bidi="es_ES"/>
-        </w:rPr>
-      </w:r>
-    </w:p>
-    <w:p>
-      <w:pPr/>
-      <w:r>
-        <w:rPr>
-          <w:lang w:val="es_ES" w:bidi="es_ES"/>
-        </w:rPr>
-      </w:r>
-    </w:p>
-    <w:p>
-      <w:pPr/>
-      <w:r>
-        <w:rPr>
-          <w:lang w:val="es_ES" w:bidi="es_ES"/>
-        </w:rPr>
-      </w:r>
-      <w:r>
-        <w:rPr>
-          <w:vertAlign w:val="superscript"/>
-          <w:lang w:val="es_ES" w:bidi="es_ES"/>
-        </w:rPr>
-        <w:t>9</w:t>
-      </w:r>
-      <w:r>
-        <w:rPr>
-          <w:lang w:val="es_ES" w:bidi="es_ES"/>
-        </w:rPr>
-        <w:t xml:space="preserve"> Los que guardan las vanidades ilusorias, su misericordia abandonan.</w:t>
-      </w:r>
-      <w:r>
-        <w:rPr>
-          <w:lang w:val="es_ES" w:bidi="es_ES"/>
-        </w:rPr>
-      </w:r>
-      <w:r>
-        <w:rPr>
-          <w:lang w:val="es_ES" w:bidi="es_ES"/>
-        </w:rPr>
-      </w:r>
-    </w:p>
-    <w:p>
-      <w:pPr/>
-      <w:r>
-        <w:rPr>
-          <w:lang w:val="es_ES" w:bidi="es_ES"/>
-        </w:rPr>
-      </w:r>
-    </w:p>
-    <w:p>
-      <w:pPr/>
-      <w:r>
-        <w:rPr>
-          <w:lang w:val="es_ES" w:bidi="es_ES"/>
-        </w:rPr>
-      </w:r>
-      <w:r>
-        <w:rPr>
-          <w:vertAlign w:val="superscript"/>
-          <w:lang w:val="es_ES" w:bidi="es_ES"/>
-        </w:rPr>
-        <w:t>10</w:t>
-      </w:r>
-      <w:r>
-        <w:rPr>
-          <w:lang w:val="es_ES" w:bidi="es_ES"/>
-        </w:rPr>
-        <w:t xml:space="preserve"> Yo empero con voz de alabanza te sacrificaré; pagaré lo que prometí. La salvación pertenece á Jehová. Y mandó Jehová al pez, y vomitó á Jonás en tierra.</w:t>
-      </w:r>
-      <w:r>
-        <w:rPr>
-          <w:lang w:val="es_ES" w:bidi="es_ES"/>
-        </w:rPr>
-      </w:r>
-      <w:r>
-        <w:rPr>
-          <w:lang w:val="es_ES" w:bidi="es_ES"/>
-        </w:rPr>
-      </w:r>
-    </w:p>
-    <w:p>
-      <w:pPr/>
-      <w:r>
-        <w:rPr>
-          <w:lang w:val="es_ES" w:bidi="es_ES"/>
-        </w:rPr>
-      </w:r>
-    </w:p>
-    <w:p>
-      <w:pPr>
-        <w:pStyle w:val="Heading2"/>
-      </w:pPr>
-      <w:r>
-        <w:rPr>
-          <w:lang w:val="es_ES" w:bidi="es_ES"/>
-        </w:rPr>
-        <w:t>Jonah 3:1</w:t>
-      </w:r>
-      <w:r>
-        <w:rPr>
-          <w:lang w:val="es_ES" w:bidi="es_ES"/>
-        </w:rPr>
-      </w:r>
-    </w:p>
-    <w:p>
-      <w:pPr/>
-      <w:r>
-        <w:rPr>
-          <w:lang w:val="es_ES" w:bidi="es_ES"/>
-        </w:rPr>
-      </w:r>
-      <w:r>
-        <w:rPr>
-          <w:vertAlign w:val="superscript"/>
-          <w:lang w:val="es_ES" w:bidi="es_ES"/>
-        </w:rPr>
-        <w:t>1</w:t>
-      </w:r>
-      <w:r>
-        <w:rPr>
-          <w:lang w:val="es_ES" w:bidi="es_ES"/>
-        </w:rPr>
-        <w:t xml:space="preserve"> Y FUÉ palabra de Jehová segunda vez á Jonás, diciendo:</w:t>
-      </w:r>
-      <w:r>
-        <w:rPr>
-          <w:lang w:val="es_ES" w:bidi="es_ES"/>
-        </w:rPr>
-      </w:r>
-      <w:r>
-        <w:rPr>
-          <w:lang w:val="es_ES" w:bidi="es_ES"/>
-        </w:rPr>
-      </w:r>
-    </w:p>
-    <w:p>
-      <w:pPr/>
-      <w:r>
-        <w:rPr>
-          <w:lang w:val="es_ES" w:bidi="es_ES"/>
-        </w:rPr>
-      </w:r>
-    </w:p>
-    <w:p>
-      <w:pPr/>
-      <w:r>
-        <w:rPr>
-          <w:lang w:val="es_ES" w:bidi="es_ES"/>
-        </w:rPr>
-      </w:r>
-      <w:r>
-        <w:rPr>
-          <w:vertAlign w:val="superscript"/>
-          <w:lang w:val="es_ES" w:bidi="es_ES"/>
-        </w:rPr>
-        <w:t>2</w:t>
-      </w:r>
-      <w:r>
-        <w:rPr>
-          <w:lang w:val="es_ES" w:bidi="es_ES"/>
-        </w:rPr>
-        <w:t xml:space="preserve"> Levántate, y ve á Nínive, aquella gran ciudad, y publica en ella el pregón que yo te diré.</w:t>
-      </w:r>
-      <w:r>
-        <w:rPr>
-          <w:lang w:val="es_ES" w:bidi="es_ES"/>
-        </w:rPr>
-      </w:r>
-      <w:r>
-        <w:rPr>
-          <w:lang w:val="es_ES" w:bidi="es_ES"/>
-        </w:rPr>
-      </w:r>
-    </w:p>
-    <w:p>
-      <w:pPr/>
-      <w:r>
-        <w:rPr>
-          <w:lang w:val="es_ES" w:bidi="es_ES"/>
-        </w:rPr>
-      </w:r>
-    </w:p>
-    <w:p>
-      <w:pPr/>
-      <w:r>
-        <w:rPr>
-          <w:lang w:val="es_ES" w:bidi="es_ES"/>
-        </w:rPr>
-      </w:r>
-      <w:r>
-        <w:rPr>
-          <w:vertAlign w:val="superscript"/>
-          <w:lang w:val="es_ES" w:bidi="es_ES"/>
-        </w:rPr>
-        <w:t>3</w:t>
-      </w:r>
-      <w:r>
-        <w:rPr>
-          <w:lang w:val="es_ES" w:bidi="es_ES"/>
-        </w:rPr>
-        <w:t xml:space="preserve"> Y levantóse Jonás, y fué á Nínive, conforme á la palabra de Jehová. Y era Nínive ciudad sobremanera grande, de tres días de camino.</w:t>
-      </w:r>
-      <w:r>
-        <w:rPr>
-          <w:lang w:val="es_ES" w:bidi="es_ES"/>
-        </w:rPr>
-      </w:r>
-      <w:r>
-        <w:rPr>
-          <w:lang w:val="es_ES" w:bidi="es_ES"/>
-        </w:rPr>
-      </w:r>
-    </w:p>
-    <w:p>
-      <w:pPr/>
-      <w:r>
-        <w:rPr>
-          <w:lang w:val="es_ES" w:bidi="es_ES"/>
-        </w:rPr>
-      </w:r>
-    </w:p>
-    <w:p>
-      <w:pPr/>
-      <w:r>
-        <w:rPr>
-          <w:lang w:val="es_ES" w:bidi="es_ES"/>
-        </w:rPr>
-      </w:r>
-      <w:r>
-        <w:rPr>
-          <w:vertAlign w:val="superscript"/>
-          <w:lang w:val="es_ES" w:bidi="es_ES"/>
-        </w:rPr>
-        <w:t>4</w:t>
-      </w:r>
-      <w:r>
-        <w:rPr>
-          <w:lang w:val="es_ES" w:bidi="es_ES"/>
-        </w:rPr>
-        <w:t xml:space="preserve"> Y comenzó Jonás á entrar por la ciudad, camino de un día, y pregonaba diciendo: De aquí á cuarenta días Nínive será destruída.</w:t>
-      </w:r>
-      <w:r>
-        <w:rPr>
-          <w:lang w:val="es_ES" w:bidi="es_ES"/>
-        </w:rPr>
-      </w:r>
-      <w:r>
-        <w:rPr>
-          <w:lang w:val="es_ES" w:bidi="es_ES"/>
-        </w:rPr>
-      </w:r>
-    </w:p>
-    <w:p>
-      <w:pPr/>
-      <w:r>
-        <w:rPr>
-          <w:lang w:val="es_ES" w:bidi="es_ES"/>
-        </w:rPr>
-      </w:r>
-    </w:p>
-    <w:p>
-      <w:pPr/>
-      <w:r>
-        <w:rPr>
-          <w:lang w:val="es_ES" w:bidi="es_ES"/>
-        </w:rPr>
-      </w:r>
-      <w:r>
-        <w:rPr>
-          <w:vertAlign w:val="superscript"/>
-          <w:lang w:val="es_ES" w:bidi="es_ES"/>
-        </w:rPr>
-        <w:t>5</w:t>
-      </w:r>
-      <w:r>
-        <w:rPr>
-          <w:lang w:val="es_ES" w:bidi="es_ES"/>
-        </w:rPr>
-        <w:t xml:space="preserve"> Y los hombres de Nínive creyeron á Dios, y pregonaron ayuno, y vistiéronse de sacos desde el mayor de ellos hasta el menor de ellos.</w:t>
-      </w:r>
-      <w:r>
-        <w:rPr>
-          <w:lang w:val="es_ES" w:bidi="es_ES"/>
-        </w:rPr>
-      </w:r>
-      <w:r>
-        <w:rPr>
-          <w:lang w:val="es_ES" w:bidi="es_ES"/>
-        </w:rPr>
-      </w:r>
-    </w:p>
-    <w:p>
-      <w:pPr/>
-      <w:r>
-        <w:rPr>
-          <w:lang w:val="es_ES" w:bidi="es_ES"/>
-        </w:rPr>
-      </w:r>
-    </w:p>
-    <w:p>
-      <w:pPr/>
-      <w:r>
-        <w:rPr>
-          <w:lang w:val="es_ES" w:bidi="es_ES"/>
-        </w:rPr>
-      </w:r>
-      <w:r>
-        <w:rPr>
-          <w:vertAlign w:val="superscript"/>
-          <w:lang w:val="es_ES" w:bidi="es_ES"/>
-        </w:rPr>
-        <w:t>6</w:t>
-      </w:r>
-      <w:r>
-        <w:rPr>
-          <w:lang w:val="es_ES" w:bidi="es_ES"/>
-        </w:rPr>
-        <w:t xml:space="preserve"> Y llegó el negocio hasta el rey de Nínive, y levantóse de su silla, y echó de sí su vestido, y cubrióse de saco, y se sentó sobre ceniza.</w:t>
-      </w:r>
-      <w:r>
-        <w:rPr>
-          <w:lang w:val="es_ES" w:bidi="es_ES"/>
-        </w:rPr>
-      </w:r>
-      <w:r>
-        <w:rPr>
-          <w:lang w:val="es_ES" w:bidi="es_ES"/>
-        </w:rPr>
-      </w:r>
-    </w:p>
-    <w:p>
-      <w:pPr/>
-      <w:r>
-        <w:rPr>
-          <w:lang w:val="es_ES" w:bidi="es_ES"/>
-        </w:rPr>
-      </w:r>
-    </w:p>
-    <w:p>
-      <w:pPr/>
-      <w:r>
-        <w:rPr>
-          <w:lang w:val="es_ES" w:bidi="es_ES"/>
-        </w:rPr>
-      </w:r>
-      <w:r>
-        <w:rPr>
-          <w:vertAlign w:val="superscript"/>
-          <w:lang w:val="es_ES" w:bidi="es_ES"/>
-        </w:rPr>
-        <w:t>7</w:t>
-      </w:r>
-      <w:r>
-        <w:rPr>
-          <w:lang w:val="es_ES" w:bidi="es_ES"/>
-        </w:rPr>
-        <w:t xml:space="preserve"> E hizo pregonar y anunciar en Nínive, por mandado del rey y de sus grandes, diciendo: Hombres y animales, bueyes y ovejas, no gusten cosa alguna, no se les dé alimento, ni beban agua:</w:t>
-      </w:r>
-      <w:r>
-        <w:rPr>
-          <w:lang w:val="es_ES" w:bidi="es_ES"/>
-        </w:rPr>
-      </w:r>
-      <w:r>
-        <w:rPr>
-          <w:lang w:val="es_ES" w:bidi="es_ES"/>
-        </w:rPr>
-      </w:r>
-    </w:p>
-    <w:p>
-      <w:pPr/>
-      <w:r>
-        <w:rPr>
-          <w:lang w:val="es_ES" w:bidi="es_ES"/>
-        </w:rPr>
-      </w:r>
-    </w:p>
-    <w:p>
-      <w:pPr/>
-      <w:r>
-        <w:rPr>
-          <w:lang w:val="es_ES" w:bidi="es_ES"/>
-        </w:rPr>
-      </w:r>
-      <w:r>
-        <w:rPr>
-          <w:vertAlign w:val="superscript"/>
-          <w:lang w:val="es_ES" w:bidi="es_ES"/>
-        </w:rPr>
-        <w:t>8</w:t>
-      </w:r>
-      <w:r>
-        <w:rPr>
-          <w:lang w:val="es_ES" w:bidi="es_ES"/>
-        </w:rPr>
-        <w:t xml:space="preserve"> Y que se cubran de saco los hombres y los animales, y clamen á Dios fuertemente: y conviértase cada uno de su mal camino, de la rapiña que está en sus manos.</w:t>
-      </w:r>
-      <w:r>
-        <w:rPr>
-          <w:lang w:val="es_ES" w:bidi="es_ES"/>
-        </w:rPr>
-      </w:r>
-      <w:r>
-        <w:rPr>
-          <w:lang w:val="es_ES" w:bidi="es_ES"/>
-        </w:rPr>
-      </w:r>
-    </w:p>
-    <w:p>
-      <w:pPr/>
-      <w:r>
-        <w:rPr>
-          <w:lang w:val="es_ES" w:bidi="es_ES"/>
-        </w:rPr>
-      </w:r>
-    </w:p>
-    <w:p>
-      <w:pPr/>
-      <w:r>
-        <w:rPr>
-          <w:lang w:val="es_ES" w:bidi="es_ES"/>
-        </w:rPr>
-      </w:r>
-      <w:r>
-        <w:rPr>
-          <w:vertAlign w:val="superscript"/>
-          <w:lang w:val="es_ES" w:bidi="es_ES"/>
-        </w:rPr>
-        <w:t>9</w:t>
-      </w:r>
-      <w:r>
-        <w:rPr>
-          <w:lang w:val="es_ES" w:bidi="es_ES"/>
-        </w:rPr>
-        <w:t xml:space="preserve"> ¿Quién sabe si se volverá y arrepentirá Dios, y se apartará del furor de su ira, y no pereceremos?</w:t>
-      </w:r>
-      <w:r>
-        <w:rPr>
-          <w:lang w:val="es_ES" w:bidi="es_ES"/>
-        </w:rPr>
-      </w:r>
-      <w:r>
-        <w:rPr>
-          <w:lang w:val="es_ES" w:bidi="es_ES"/>
-        </w:rPr>
-      </w:r>
-    </w:p>
-    <w:p>
-      <w:pPr/>
-      <w:r>
-        <w:rPr>
-          <w:lang w:val="es_ES" w:bidi="es_ES"/>
-        </w:rPr>
-      </w:r>
-    </w:p>
-    <w:p>
-      <w:pPr/>
-      <w:r>
-        <w:rPr>
-          <w:lang w:val="es_ES" w:bidi="es_ES"/>
-        </w:rPr>
-      </w:r>
-      <w:r>
-        <w:rPr>
-          <w:vertAlign w:val="superscript"/>
-          <w:lang w:val="es_ES" w:bidi="es_ES"/>
-        </w:rPr>
-        <w:t>10</w:t>
-      </w:r>
-      <w:r>
-        <w:rPr>
-          <w:lang w:val="es_ES" w:bidi="es_ES"/>
-        </w:rPr>
-        <w:t xml:space="preserve"> Y vió Dios lo que hicieron, que se convirtieron de su mal camino: y arrepintióse del mal que había dicho les había de hacer, y no lo hizo.</w:t>
-      </w:r>
-      <w:r>
-        <w:rPr>
-          <w:lang w:val="es_ES" w:bidi="es_ES"/>
-        </w:rPr>
-      </w:r>
-      <w:r>
-        <w:rPr>
-          <w:lang w:val="es_ES" w:bidi="es_ES"/>
-        </w:rPr>
-      </w:r>
-    </w:p>
-    <w:p>
-      <w:pPr/>
-      <w:r>
-        <w:rPr>
-          <w:lang w:val="es_ES" w:bidi="es_ES"/>
-        </w:rPr>
-      </w:r>
-    </w:p>
-    <w:p>
-      <w:pPr>
-        <w:pStyle w:val="Heading2"/>
-      </w:pPr>
-      <w:r>
-        <w:rPr>
-          <w:lang w:val="es_ES" w:bidi="es_ES"/>
-        </w:rPr>
-        <w:t>Jonah 4:1</w:t>
-      </w:r>
-      <w:r>
-        <w:rPr>
-          <w:lang w:val="es_ES" w:bidi="es_ES"/>
-        </w:rPr>
-      </w:r>
-    </w:p>
-    <w:p>
-      <w:pPr/>
-      <w:r>
-        <w:rPr>
-          <w:lang w:val="es_ES" w:bidi="es_ES"/>
-        </w:rPr>
-      </w:r>
-      <w:r>
-        <w:rPr>
-          <w:vertAlign w:val="superscript"/>
-          <w:lang w:val="es_ES" w:bidi="es_ES"/>
-        </w:rPr>
-        <w:t>1</w:t>
-      </w:r>
-      <w:r>
-        <w:rPr>
-          <w:lang w:val="es_ES" w:bidi="es_ES"/>
-        </w:rPr>
-        <w:t xml:space="preserve"> PERO Jonás se apesadumbró en extremo, y enojóse.</w:t>
-      </w:r>
-      <w:r>
-        <w:rPr>
-          <w:lang w:val="es_ES" w:bidi="es_ES"/>
-        </w:rPr>
-      </w:r>
-      <w:r>
-        <w:rPr>
-          <w:lang w:val="es_ES" w:bidi="es_ES"/>
-        </w:rPr>
-      </w:r>
-    </w:p>
-    <w:p>
-      <w:pPr/>
-      <w:r>
-        <w:rPr>
-          <w:lang w:val="es_ES" w:bidi="es_ES"/>
-        </w:rPr>
-      </w:r>
-    </w:p>
-    <w:p>
-      <w:pPr/>
-      <w:r>
-        <w:rPr>
-          <w:lang w:val="es_ES" w:bidi="es_ES"/>
-        </w:rPr>
-      </w:r>
-      <w:r>
-        <w:rPr>
-          <w:vertAlign w:val="superscript"/>
-          <w:lang w:val="es_ES" w:bidi="es_ES"/>
-        </w:rPr>
-        <w:t>2</w:t>
-      </w:r>
-      <w:r>
-        <w:rPr>
-          <w:lang w:val="es_ES" w:bidi="es_ES"/>
-        </w:rPr>
-        <w:t xml:space="preserve"> Y oró á Jehová, y dijo: Ahora, oh Jehová, ¿no es esto lo que yo decía estando aún en mi tierra? Por eso me precaví huyendo á Tarsis: porque sabía yo que tú eres Dios clemente y piadoso, tardo á enojarte, y de grande misericordia, y que te arrepientes del mal.</w:t>
-      </w:r>
-      <w:r>
-        <w:rPr>
-          <w:lang w:val="es_ES" w:bidi="es_ES"/>
-        </w:rPr>
-      </w:r>
-      <w:r>
-        <w:rPr>
-          <w:lang w:val="es_ES" w:bidi="es_ES"/>
-        </w:rPr>
-      </w:r>
-    </w:p>
-    <w:p>
-      <w:pPr/>
-      <w:r>
-        <w:rPr>
-          <w:lang w:val="es_ES" w:bidi="es_ES"/>
-        </w:rPr>
-      </w:r>
-    </w:p>
-    <w:p>
-      <w:pPr/>
-      <w:r>
-        <w:rPr>
-          <w:lang w:val="es_ES" w:bidi="es_ES"/>
-        </w:rPr>
-      </w:r>
-      <w:r>
-        <w:rPr>
-          <w:vertAlign w:val="superscript"/>
-          <w:lang w:val="es_ES" w:bidi="es_ES"/>
-        </w:rPr>
-        <w:t>3</w:t>
-      </w:r>
-      <w:r>
-        <w:rPr>
-          <w:lang w:val="es_ES" w:bidi="es_ES"/>
-        </w:rPr>
-        <w:t xml:space="preserve"> Ahora pues, oh Jehová, ruégote que me mates; porque mejor me es la muerte que la vida.</w:t>
-      </w:r>
-      <w:r>
-        <w:rPr>
-          <w:lang w:val="es_ES" w:bidi="es_ES"/>
-        </w:rPr>
-      </w:r>
-      <w:r>
-        <w:rPr>
-          <w:lang w:val="es_ES" w:bidi="es_ES"/>
-        </w:rPr>
-      </w:r>
-    </w:p>
-    <w:p>
-      <w:pPr/>
-      <w:r>
-        <w:rPr>
-          <w:lang w:val="es_ES" w:bidi="es_ES"/>
-        </w:rPr>
-      </w:r>
-    </w:p>
-    <w:p>
-      <w:pPr/>
-      <w:r>
-        <w:rPr>
-          <w:lang w:val="es_ES" w:bidi="es_ES"/>
-        </w:rPr>
-      </w:r>
-      <w:r>
-        <w:rPr>
-          <w:vertAlign w:val="superscript"/>
-          <w:lang w:val="es_ES" w:bidi="es_ES"/>
-        </w:rPr>
-        <w:t>4</w:t>
-      </w:r>
-      <w:r>
-        <w:rPr>
-          <w:lang w:val="es_ES" w:bidi="es_ES"/>
-        </w:rPr>
-        <w:t xml:space="preserve"> Y Jehová le dijo: ¿Haces tú bien en enojarte tanto?</w:t>
-      </w:r>
-      <w:r>
-        <w:rPr>
-          <w:lang w:val="es_ES" w:bidi="es_ES"/>
-        </w:rPr>
-      </w:r>
-      <w:r>
-        <w:rPr>
-          <w:lang w:val="es_ES" w:bidi="es_ES"/>
-        </w:rPr>
-      </w:r>
-    </w:p>
-    <w:p>
-      <w:pPr/>
-      <w:r>
-        <w:rPr>
-          <w:lang w:val="es_ES" w:bidi="es_ES"/>
-        </w:rPr>
-      </w:r>
-    </w:p>
-    <w:p>
-      <w:pPr/>
-      <w:r>
-        <w:rPr>
-          <w:lang w:val="es_ES" w:bidi="es_ES"/>
-        </w:rPr>
-      </w:r>
-      <w:r>
-        <w:rPr>
-          <w:vertAlign w:val="superscript"/>
-          <w:lang w:val="es_ES" w:bidi="es_ES"/>
-        </w:rPr>
-        <w:t>5</w:t>
-      </w:r>
-      <w:r>
-        <w:rPr>
-          <w:lang w:val="es_ES" w:bidi="es_ES"/>
-        </w:rPr>
-        <w:t xml:space="preserve"> Y salióse Jonás de la ciudad, y asentó hacia el oriente de la ciudad, é hízose allí una choza, y se sentó debajo de ella á la sombra, hasta ver qué sería de la ciudad.</w:t>
-      </w:r>
-      <w:r>
-        <w:rPr>
-          <w:lang w:val="es_ES" w:bidi="es_ES"/>
-        </w:rPr>
-      </w:r>
-      <w:r>
-        <w:rPr>
-          <w:lang w:val="es_ES" w:bidi="es_ES"/>
-        </w:rPr>
-      </w:r>
-    </w:p>
-    <w:p>
-      <w:pPr/>
-      <w:r>
-        <w:rPr>
-          <w:lang w:val="es_ES" w:bidi="es_ES"/>
-        </w:rPr>
-      </w:r>
-    </w:p>
-    <w:p>
-      <w:pPr/>
-      <w:r>
-        <w:rPr>
-          <w:lang w:val="es_ES" w:bidi="es_ES"/>
-        </w:rPr>
-      </w:r>
-      <w:r>
-        <w:rPr>
-          <w:vertAlign w:val="superscript"/>
-          <w:lang w:val="es_ES" w:bidi="es_ES"/>
-        </w:rPr>
-        <w:t>6</w:t>
-      </w:r>
-      <w:r>
-        <w:rPr>
-          <w:lang w:val="es_ES" w:bidi="es_ES"/>
-        </w:rPr>
-        <w:t xml:space="preserve"> Y preparó Jehová Dios una calabacera, la cual creció sobre Jonás para que hiciese sombra sobre su cabeza, y le defendiese de su mal: y Jonás se alegró grandemente por la calabacera.</w:t>
-      </w:r>
-      <w:r>
-        <w:rPr>
-          <w:lang w:val="es_ES" w:bidi="es_ES"/>
-        </w:rPr>
-      </w:r>
-      <w:r>
-        <w:rPr>
-          <w:lang w:val="es_ES" w:bidi="es_ES"/>
-        </w:rPr>
-      </w:r>
-    </w:p>
-    <w:p>
-      <w:pPr/>
-      <w:r>
-        <w:rPr>
-          <w:lang w:val="es_ES" w:bidi="es_ES"/>
-        </w:rPr>
-      </w:r>
-    </w:p>
-    <w:p>
-      <w:pPr/>
-      <w:r>
-        <w:rPr>
-          <w:lang w:val="es_ES" w:bidi="es_ES"/>
-        </w:rPr>
-      </w:r>
-      <w:r>
-        <w:rPr>
-          <w:vertAlign w:val="superscript"/>
-          <w:lang w:val="es_ES" w:bidi="es_ES"/>
-        </w:rPr>
-        <w:t>7</w:t>
-      </w:r>
-      <w:r>
-        <w:rPr>
-          <w:lang w:val="es_ES" w:bidi="es_ES"/>
-        </w:rPr>
-        <w:t xml:space="preserve"> Mas Dios preparó un gusano al venir la mañana del día siguiente, el cual hirió á la calabacera, y secóse.</w:t>
-      </w:r>
-      <w:r>
-        <w:rPr>
-          <w:lang w:val="es_ES" w:bidi="es_ES"/>
-        </w:rPr>
-      </w:r>
-      <w:r>
-        <w:rPr>
-          <w:lang w:val="es_ES" w:bidi="es_ES"/>
-        </w:rPr>
-      </w:r>
-    </w:p>
-    <w:p>
-      <w:pPr/>
-      <w:r>
-        <w:rPr>
-          <w:lang w:val="es_ES" w:bidi="es_ES"/>
-        </w:rPr>
-      </w:r>
-    </w:p>
-    <w:p>
-      <w:pPr/>
-      <w:r>
-        <w:rPr>
-          <w:lang w:val="es_ES" w:bidi="es_ES"/>
-        </w:rPr>
-      </w:r>
-      <w:r>
-        <w:rPr>
-          <w:vertAlign w:val="superscript"/>
-          <w:lang w:val="es_ES" w:bidi="es_ES"/>
-        </w:rPr>
-        <w:t>8</w:t>
-      </w:r>
-      <w:r>
-        <w:rPr>
-          <w:lang w:val="es_ES" w:bidi="es_ES"/>
-        </w:rPr>
-        <w:t xml:space="preserve"> Y acaeció que al salir el sol, preparó Dios un recio viento solano; y el sol hirió á Jonás en la cabeza, y desmayábase, y se deseaba la muerte, diciendo: Mejor sería para mí la muerte que mi vida.</w:t>
-      </w:r>
-      <w:r>
-        <w:rPr>
-          <w:lang w:val="es_ES" w:bidi="es_ES"/>
-        </w:rPr>
-      </w:r>
-      <w:r>
-        <w:rPr>
-          <w:lang w:val="es_ES" w:bidi="es_ES"/>
-        </w:rPr>
-      </w:r>
-    </w:p>
-    <w:p>
-      <w:pPr/>
-      <w:r>
-        <w:rPr>
-          <w:lang w:val="es_ES" w:bidi="es_ES"/>
-        </w:rPr>
-      </w:r>
-    </w:p>
-    <w:p>
-      <w:pPr/>
-      <w:r>
-        <w:rPr>
-          <w:lang w:val="es_ES" w:bidi="es_ES"/>
-        </w:rPr>
-      </w:r>
-      <w:r>
-        <w:rPr>
-          <w:vertAlign w:val="superscript"/>
-          <w:lang w:val="es_ES" w:bidi="es_ES"/>
-        </w:rPr>
-        <w:t>9</w:t>
-      </w:r>
-      <w:r>
-        <w:rPr>
-          <w:lang w:val="es_ES" w:bidi="es_ES"/>
-        </w:rPr>
-        <w:t xml:space="preserve"> Entonces dijo Dios á Jonás: ¿Tanto te enojas por la calabacera? Y él respondió: Mucho me enojo, hasta la muerte.</w:t>
-      </w:r>
-      <w:r>
-        <w:rPr>
-          <w:lang w:val="es_ES" w:bidi="es_ES"/>
-        </w:rPr>
-      </w:r>
-      <w:r>
-        <w:rPr>
-          <w:lang w:val="es_ES" w:bidi="es_ES"/>
-        </w:rPr>
-      </w:r>
-    </w:p>
-    <w:p>
-      <w:pPr/>
-      <w:r>
-        <w:rPr>
-          <w:lang w:val="es_ES" w:bidi="es_ES"/>
-        </w:rPr>
-      </w:r>
-    </w:p>
-    <w:p>
-      <w:pPr/>
-      <w:r>
-        <w:rPr>
-          <w:lang w:val="es_ES" w:bidi="es_ES"/>
-        </w:rPr>
-      </w:r>
-      <w:r>
-        <w:rPr>
-          <w:vertAlign w:val="superscript"/>
-          <w:lang w:val="es_ES" w:bidi="es_ES"/>
-        </w:rPr>
-        <w:t>10</w:t>
-      </w:r>
-      <w:r>
-        <w:rPr>
-          <w:lang w:val="es_ES" w:bidi="es_ES"/>
-        </w:rPr>
-        <w:t xml:space="preserve"> Y dijo Jehová: Tuviste tú lástima de la calabacera, en la cual no trabajaste, ni tú la hiciste crecer; que en espacio de una noche nació, y en espacio de otra noche pereció:</w:t>
-      </w:r>
-      <w:r>
-        <w:rPr>
-          <w:lang w:val="es_ES" w:bidi="es_ES"/>
-        </w:rPr>
-      </w:r>
-      <w:r>
-        <w:rPr>
-          <w:lang w:val="es_ES" w:bidi="es_ES"/>
-        </w:rPr>
-      </w:r>
-    </w:p>
-    <w:p>
-      <w:pPr/>
-      <w:r>
-        <w:rPr>
-          <w:lang w:val="es_ES" w:bidi="es_ES"/>
-        </w:rPr>
-      </w:r>
-    </w:p>
-    <w:p>
-      <w:pPr/>
-      <w:r>
-        <w:rPr>
-          <w:lang w:val="es_ES" w:bidi="es_ES"/>
-        </w:rPr>
-      </w:r>
-      <w:r>
-        <w:rPr>
-          <w:vertAlign w:val="superscript"/>
-          <w:lang w:val="es_ES" w:bidi="es_ES"/>
-        </w:rPr>
-        <w:t>11</w:t>
-      </w:r>
-      <w:r>
-        <w:rPr>
-          <w:lang w:val="es_ES" w:bidi="es_ES"/>
-        </w:rPr>
         <w:t xml:space="preserve"> ¿Y no tendré yo piedad de Nínive, aquella grande ciudad donde hay más de ciento y veinte mil personas que no conocen su mano derecha ni su mano izquierda, y muchos animales?</w:t>
-      </w:r>
-      <w:r>
-        <w:rPr>
-          <w:lang w:val="es_ES" w:bidi="es_ES"/>
-        </w:rPr>
-      </w:r>
-      <w:r>
-        <w:rPr>
-          <w:lang w:val="es_ES" w:bidi="es_ES"/>
-        </w:rPr>
       </w:r>
     </w:p>
     <w:sectPr>
